--- a/重构版论文_v4_20260915/论文介绍.docx
+++ b/重构版论文_v4_20260915/论文介绍.docx
@@ -1481,7 +1481,7 @@
         <w:pStyle w:val="ListBullet"/>
       </w:pPr>
       <w:r>
-        <w:t>全部数字可由发布的逐样本预测重算（闸门 45 项自动复核）。</w:t>
+        <w:t>全部数字可由发布的逐样本预测重算（闸门 49 项自动复核）。</w:t>
       </w:r>
     </w:p>
     <w:p>

--- a/重构版论文_v4_20260915/论文介绍.docx
+++ b/重构版论文_v4_20260915/论文介绍.docx
@@ -91,12 +91,352 @@
         <w:pStyle w:val="Heading1"/>
       </w:pPr>
       <w:r>
-        <w:t>二、研究问题与缺口</w:t>
+        <w:t>二、研究问题、判据与缺口</w:t>
       </w:r>
     </w:p>
     <w:p>
       <w:r>
-        <w:t>条件集成加权（按样本估计的可靠性权重融合多个专家）被广泛采用，但公开数据集上的性能差异极易被四类因素污染：重复样本、标签冲突、特征选择泄漏与类别先验。缺少受控验证时，「加权优于等权」既可能是机制效应，也可能只是协议副作用。本文把该假设放到一个可复现的协议下检验，并给出可证伪的判据。</w:t>
+        <w:t>条件集成加权（按样本估计的可靠性权重融合多个专家）被广泛采用，但公开数据集上的性能差异极易被四类因素污染：</w:t>
+      </w:r>
+      <w:r>
+        <w:rPr>
+          <w:b/>
+        </w:rPr>
+        <w:t>重复与近重复样本</w:t>
+      </w:r>
+      <w:r>
+        <w:t>、</w:t>
+      </w:r>
+      <w:r>
+        <w:rPr>
+          <w:b/>
+        </w:rPr>
+        <w:t>标签冲突</w:t>
+      </w:r>
+      <w:r>
+        <w:t>（同一特征向量被赋不同标签）、</w:t>
+      </w:r>
+      <w:r>
+        <w:rPr>
+          <w:b/>
+        </w:rPr>
+        <w:t>特征选择泄漏</w:t>
+      </w:r>
+      <w:r>
+        <w:t>（选择器在全量数据上拟合）以及</w:t>
+      </w:r>
+      <w:r>
+        <w:rPr>
+          <w:b/>
+        </w:rPr>
+        <w:t>类别先验与调参预算</w:t>
+      </w:r>
+      <w:r>
+        <w:t>。缺少受控验证时，「加权优于等权」既可能是机制效应，也可能只是协议副作用。</w:t>
+      </w:r>
+    </w:p>
+    <w:p>
+      <w:r>
+        <w:t>本文把问题拆成三个可回答的子问题：</w:t>
+      </w:r>
+    </w:p>
+    <w:tbl>
+      <w:tblPr>
+        <w:tblStyle w:val="TableGrid"/>
+        <w:tblW w:type="auto" w:w="0"/>
+        <w:tblLook w:firstColumn="1" w:firstRow="1" w:lastColumn="0" w:lastRow="0" w:noHBand="0" w:noVBand="1" w:val="04A0"/>
+        <w:tblBorders>
+          <w:top w:val="single" w:sz="6" w:space="0" w:color="000000"/>
+          <w:left w:val="none" w:sz="0" w:space="0" w:color="auto"/>
+          <w:bottom w:val="single" w:sz="6" w:space="0" w:color="000000"/>
+          <w:right w:val="none" w:sz="0" w:space="0" w:color="auto"/>
+          <w:insideH w:val="single" w:sz="6" w:space="0" w:color="000000"/>
+          <w:insideV w:val="none" w:sz="0" w:space="0" w:color="auto"/>
+        </w:tblBorders>
+      </w:tblPr>
+      <w:tblGrid>
+        <w:gridCol w:w="3264"/>
+        <w:gridCol w:w="3264"/>
+        <w:gridCol w:w="3264"/>
+      </w:tblGrid>
+      <w:tr>
+        <w:tc>
+          <w:tcPr>
+            <w:tcW w:type="dxa" w:w="3264"/>
+          </w:tcPr>
+          <w:p>
+            <w:pPr>
+              <w:spacing w:after="0"/>
+            </w:pPr>
+            <w:r>
+              <w:rPr>
+                <w:sz w:val="16"/>
+              </w:rPr>
+            </w:r>
+            <w:r>
+              <w:rPr>
+                <w:b/>
+                <w:sz w:val="16"/>
+              </w:rPr>
+              <w:t>编号</w:t>
+            </w:r>
+          </w:p>
+        </w:tc>
+        <w:tc>
+          <w:tcPr>
+            <w:tcW w:type="dxa" w:w="3264"/>
+          </w:tcPr>
+          <w:p>
+            <w:pPr>
+              <w:spacing w:after="0"/>
+            </w:pPr>
+            <w:r>
+              <w:rPr>
+                <w:sz w:val="16"/>
+              </w:rPr>
+            </w:r>
+            <w:r>
+              <w:rPr>
+                <w:b/>
+                <w:sz w:val="16"/>
+              </w:rPr>
+              <w:t>问题</w:t>
+            </w:r>
+          </w:p>
+        </w:tc>
+        <w:tc>
+          <w:tcPr>
+            <w:tcW w:type="dxa" w:w="3264"/>
+          </w:tcPr>
+          <w:p>
+            <w:pPr>
+              <w:spacing w:after="0"/>
+            </w:pPr>
+            <w:r>
+              <w:rPr>
+                <w:sz w:val="16"/>
+              </w:rPr>
+            </w:r>
+            <w:r>
+              <w:rPr>
+                <w:b/>
+                <w:sz w:val="16"/>
+              </w:rPr>
+              <w:t>判据（事先定好，不随结果调整）</w:t>
+            </w:r>
+          </w:p>
+        </w:tc>
+      </w:tr>
+      <w:tr>
+        <w:tc>
+          <w:tcPr>
+            <w:tcW w:type="dxa" w:w="3264"/>
+          </w:tcPr>
+          <w:p>
+            <w:pPr>
+              <w:spacing w:after="0"/>
+            </w:pPr>
+            <w:r>
+              <w:rPr>
+                <w:sz w:val="16"/>
+              </w:rPr>
+            </w:r>
+            <w:r>
+              <w:rPr>
+                <w:sz w:val="16"/>
+              </w:rPr>
+              <w:t>RQ1</w:t>
+            </w:r>
+          </w:p>
+        </w:tc>
+        <w:tc>
+          <w:tcPr>
+            <w:tcW w:type="dxa" w:w="3264"/>
+          </w:tcPr>
+          <w:p>
+            <w:pPr>
+              <w:spacing w:after="0"/>
+            </w:pPr>
+            <w:r>
+              <w:rPr>
+                <w:sz w:val="16"/>
+              </w:rPr>
+            </w:r>
+            <w:r>
+              <w:rPr>
+                <w:sz w:val="16"/>
+              </w:rPr>
+              <w:t>条件加权相对等权投票是否带来判别增益？</w:t>
+            </w:r>
+          </w:p>
+        </w:tc>
+        <w:tc>
+          <w:tcPr>
+            <w:tcW w:type="dxa" w:w="3264"/>
+          </w:tcPr>
+          <w:p>
+            <w:pPr>
+              <w:spacing w:after="0"/>
+            </w:pPr>
+            <w:r>
+              <w:rPr>
+                <w:sz w:val="16"/>
+              </w:rPr>
+            </w:r>
+            <w:r>
+              <w:rPr>
+                <w:sz w:val="16"/>
+              </w:rPr>
+              <w:t>十种子配对差 + TOST 等价检验，边界预设为 Δ = 0.005 与 Δ = 0.01（Macro-F1）</w:t>
+            </w:r>
+          </w:p>
+        </w:tc>
+      </w:tr>
+      <w:tr>
+        <w:tc>
+          <w:tcPr>
+            <w:tcW w:type="dxa" w:w="3264"/>
+          </w:tcPr>
+          <w:p>
+            <w:pPr>
+              <w:spacing w:after="0"/>
+            </w:pPr>
+            <w:r>
+              <w:rPr>
+                <w:sz w:val="16"/>
+              </w:rPr>
+            </w:r>
+            <w:r>
+              <w:rPr>
+                <w:sz w:val="16"/>
+              </w:rPr>
+              <w:t>RQ2</w:t>
+            </w:r>
+          </w:p>
+        </w:tc>
+        <w:tc>
+          <w:tcPr>
+            <w:tcW w:type="dxa" w:w="3264"/>
+          </w:tcPr>
+          <w:p>
+            <w:pPr>
+              <w:spacing w:after="0"/>
+            </w:pPr>
+            <w:r>
+              <w:rPr>
+                <w:sz w:val="16"/>
+              </w:rPr>
+            </w:r>
+            <w:r>
+              <w:rPr>
+                <w:sz w:val="16"/>
+              </w:rPr>
+              <w:t>若没有增益，机制上为什么动不了预测？</w:t>
+            </w:r>
+          </w:p>
+        </w:tc>
+        <w:tc>
+          <w:tcPr>
+            <w:tcW w:type="dxa" w:w="3264"/>
+          </w:tcPr>
+          <w:p>
+            <w:pPr>
+              <w:spacing w:after="0"/>
+            </w:pPr>
+            <w:r>
+              <w:rPr>
+                <w:sz w:val="16"/>
+              </w:rPr>
+            </w:r>
+            <w:r>
+              <w:rPr>
+                <w:sz w:val="16"/>
+              </w:rPr>
+              <w:t>逐行可计算上界（式 2）给出的「可证不变比例」+ 权重弥散度 + 门控搜索的取值多样性</w:t>
+            </w:r>
+          </w:p>
+        </w:tc>
+      </w:tr>
+      <w:tr>
+        <w:tc>
+          <w:tcPr>
+            <w:tcW w:type="dxa" w:w="3264"/>
+          </w:tcPr>
+          <w:p>
+            <w:pPr>
+              <w:spacing w:after="0"/>
+            </w:pPr>
+            <w:r>
+              <w:rPr>
+                <w:sz w:val="16"/>
+              </w:rPr>
+            </w:r>
+            <w:r>
+              <w:rPr>
+                <w:sz w:val="16"/>
+              </w:rPr>
+              <w:t>RQ3</w:t>
+            </w:r>
+          </w:p>
+        </w:tc>
+        <w:tc>
+          <w:tcPr>
+            <w:tcW w:type="dxa" w:w="3264"/>
+          </w:tcPr>
+          <w:p>
+            <w:pPr>
+              <w:spacing w:after="0"/>
+            </w:pPr>
+            <w:r>
+              <w:rPr>
+                <w:sz w:val="16"/>
+              </w:rPr>
+            </w:r>
+            <w:r>
+              <w:rPr>
+                <w:sz w:val="16"/>
+              </w:rPr>
+              <w:t>结论随规模、先验与语料如何变化？</w:t>
+            </w:r>
+          </w:p>
+        </w:tc>
+        <w:tc>
+          <w:tcPr>
+            <w:tcW w:type="dxa" w:w="3264"/>
+          </w:tcPr>
+          <w:p>
+            <w:pPr>
+              <w:spacing w:after="0"/>
+            </w:pPr>
+            <w:r>
+              <w:rPr>
+                <w:sz w:val="16"/>
+              </w:rPr>
+            </w:r>
+            <w:r>
+              <w:rPr>
+                <w:sz w:val="16"/>
+              </w:rPr>
+              <w:t>三档总体（53 237 / 413 209 / 2 429 503）+ 平衡控制总体 + 三个独立原生标签基准</w:t>
+            </w:r>
+          </w:p>
+        </w:tc>
+      </w:tr>
+    </w:tbl>
+    <w:p>
+      <w:pPr>
+        <w:spacing w:after="40"/>
+      </w:pPr>
+    </w:p>
+    <w:p>
+      <w:r>
+        <w:rPr>
+          <w:b/>
+        </w:rPr>
+        <w:t>为什么用等价检验而不是「p &gt; 0.05」</w:t>
+      </w:r>
+      <w:r>
+        <w:t>：十种子下 80% 功效能检出的最小差是 0.001146，与观测差 0.000456 同量级——「不显著」在这种情况下无法区分「真的没有差异」与「样本不够」。TOST 把「差落在 ±Δ 内」本身当成待检验命题，两个边界同时报告，并配合种子级区间与测试行配对 Bootstrap 一起看。</w:t>
       </w:r>
     </w:p>
     <w:p>
@@ -431,6 +771,270 @@
                 <w:sz w:val="16"/>
               </w:rPr>
               <w:t>配对差 + 种子级 90%/95% 区间 + 测试行配对 Bootstrap + TOST（0.005/0.01）</w:t>
+            </w:r>
+          </w:p>
+        </w:tc>
+      </w:tr>
+      <w:tr>
+        <w:tc>
+          <w:tcPr>
+            <w:tcW w:type="dxa" w:w="4896"/>
+          </w:tcPr>
+          <w:p>
+            <w:pPr>
+              <w:spacing w:after="0"/>
+            </w:pPr>
+            <w:r>
+              <w:rPr>
+                <w:sz w:val="16"/>
+              </w:rPr>
+            </w:r>
+            <w:r>
+              <w:rPr>
+                <w:sz w:val="16"/>
+              </w:rPr>
+              <w:t>六阶段计数</w:t>
+            </w:r>
+          </w:p>
+        </w:tc>
+        <w:tc>
+          <w:tcPr>
+            <w:tcW w:type="dxa" w:w="4896"/>
+          </w:tcPr>
+          <w:p>
+            <w:pPr>
+              <w:spacing w:after="0"/>
+            </w:pPr>
+            <w:r>
+              <w:rPr>
+                <w:sz w:val="16"/>
+              </w:rPr>
+            </w:r>
+            <w:r>
+              <w:rPr>
+                <w:sz w:val="16"/>
+              </w:rPr>
+              <w:t>原始 2,830,743 → 可映射标签 2,671,766（剔除 158,977）→ 非有限值剔除 2,741 后 2,669,025 → 物理范围筛查 2,668,729 → 全局去重 → 分层划分</w:t>
+            </w:r>
+          </w:p>
+        </w:tc>
+      </w:tr>
+      <w:tr>
+        <w:tc>
+          <w:tcPr>
+            <w:tcW w:type="dxa" w:w="4896"/>
+          </w:tcPr>
+          <w:p>
+            <w:pPr>
+              <w:spacing w:after="0"/>
+            </w:pPr>
+            <w:r>
+              <w:rPr>
+                <w:sz w:val="16"/>
+              </w:rPr>
+            </w:r>
+            <w:r>
+              <w:rPr>
+                <w:sz w:val="16"/>
+              </w:rPr>
+              <w:t>三档总体</w:t>
+            </w:r>
+          </w:p>
+        </w:tc>
+        <w:tc>
+          <w:tcPr>
+            <w:tcW w:type="dxa" w:w="4896"/>
+          </w:tcPr>
+          <w:p>
+            <w:pPr>
+              <w:spacing w:after="0"/>
+            </w:pPr>
+            <w:r>
+              <w:rPr>
+                <w:sz w:val="16"/>
+              </w:rPr>
+            </w:r>
+            <w:r>
+              <w:rPr>
+                <w:sz w:val="16"/>
+              </w:rPr>
+              <w:t>截断 53 237（每类 ≤20 000）/ 扩大 413 209（每类 ≤200 000）/ 全去重语料 2 429 503（取消上限）；测试行 7 986 / 61 982 / 364 426</w:t>
+            </w:r>
+          </w:p>
+        </w:tc>
+      </w:tr>
+      <w:tr>
+        <w:tc>
+          <w:tcPr>
+            <w:tcW w:type="dxa" w:w="4896"/>
+          </w:tcPr>
+          <w:p>
+            <w:pPr>
+              <w:spacing w:after="0"/>
+            </w:pPr>
+            <w:r>
+              <w:rPr>
+                <w:sz w:val="16"/>
+              </w:rPr>
+            </w:r>
+            <w:r>
+              <w:rPr>
+                <w:sz w:val="16"/>
+              </w:rPr>
+              <w:t>专家构造</w:t>
+            </w:r>
+          </w:p>
+        </w:tc>
+        <w:tc>
+          <w:tcPr>
+            <w:tcW w:type="dxa" w:w="4896"/>
+          </w:tcPr>
+          <w:p>
+            <w:pPr>
+              <w:spacing w:after="0"/>
+            </w:pPr>
+            <w:r>
+              <w:rPr>
+                <w:sz w:val="16"/>
+              </w:rPr>
+            </w:r>
+            <w:r>
+              <w:rPr>
+                <w:sz w:val="16"/>
+              </w:rPr>
+              <w:t>两种特征视图（卡方 60 维、全特征）× 两类森林（随机森林、极端随机树）共 4 个专家；条件分支与对照臂共用同一批专家，只换聚合规则</w:t>
+            </w:r>
+          </w:p>
+        </w:tc>
+      </w:tr>
+      <w:tr>
+        <w:tc>
+          <w:tcPr>
+            <w:tcW w:type="dxa" w:w="4896"/>
+          </w:tcPr>
+          <w:p>
+            <w:pPr>
+              <w:spacing w:after="0"/>
+            </w:pPr>
+            <w:r>
+              <w:rPr>
+                <w:sz w:val="16"/>
+              </w:rPr>
+            </w:r>
+            <w:r>
+              <w:rPr>
+                <w:sz w:val="16"/>
+              </w:rPr>
+              <w:t>权重与门控</w:t>
+            </w:r>
+          </w:p>
+        </w:tc>
+        <w:tc>
+          <w:tcPr>
+            <w:tcW w:type="dxa" w:w="4896"/>
+          </w:tcPr>
+          <w:p>
+            <w:pPr>
+              <w:spacing w:after="0"/>
+            </w:pPr>
+            <w:r>
+              <w:rPr>
+                <w:sz w:val="16"/>
+              </w:rPr>
+            </w:r>
+            <w:r>
+              <w:rPr>
+                <w:sz w:val="16"/>
+              </w:rPr>
+              <w:t>专家风险代理（边距描述子）过 softmax(−风险) 得权重，再做凸组合；门控在验证集上搜 108 组配置，选中 cv=3、C=1、margin，测试集不参与选择</w:t>
+            </w:r>
+          </w:p>
+        </w:tc>
+      </w:tr>
+      <w:tr>
+        <w:tc>
+          <w:tcPr>
+            <w:tcW w:type="dxa" w:w="4896"/>
+          </w:tcPr>
+          <w:p>
+            <w:pPr>
+              <w:spacing w:after="0"/>
+            </w:pPr>
+            <w:r>
+              <w:rPr>
+                <w:sz w:val="16"/>
+              </w:rPr>
+            </w:r>
+            <w:r>
+              <w:rPr>
+                <w:sz w:val="16"/>
+              </w:rPr>
+              <w:t>特征选择</w:t>
+            </w:r>
+          </w:p>
+        </w:tc>
+        <w:tc>
+          <w:tcPr>
+            <w:tcW w:type="dxa" w:w="4896"/>
+          </w:tcPr>
+          <w:p>
+            <w:pPr>
+              <w:spacing w:after="0"/>
+            </w:pPr>
+            <w:r>
+              <w:rPr>
+                <w:sz w:val="16"/>
+              </w:rPr>
+            </w:r>
+            <w:r>
+              <w:rPr>
+                <w:sz w:val="16"/>
+              </w:rPr>
+              <w:t>只在训练侧拟合：χ²、互信息、ANOVA 三种判据（外部基准与规模阶梯同协议）</w:t>
+            </w:r>
+          </w:p>
+        </w:tc>
+      </w:tr>
+      <w:tr>
+        <w:tc>
+          <w:tcPr>
+            <w:tcW w:type="dxa" w:w="4896"/>
+          </w:tcPr>
+          <w:p>
+            <w:pPr>
+              <w:spacing w:after="0"/>
+            </w:pPr>
+            <w:r>
+              <w:rPr>
+                <w:sz w:val="16"/>
+              </w:rPr>
+            </w:r>
+            <w:r>
+              <w:rPr>
+                <w:sz w:val="16"/>
+              </w:rPr>
+              <w:t>评价</w:t>
+            </w:r>
+          </w:p>
+        </w:tc>
+        <w:tc>
+          <w:tcPr>
+            <w:tcW w:type="dxa" w:w="4896"/>
+          </w:tcPr>
+          <w:p>
+            <w:pPr>
+              <w:spacing w:after="0"/>
+            </w:pPr>
+            <w:r>
+              <w:rPr>
+                <w:sz w:val="16"/>
+              </w:rPr>
+            </w:r>
+            <w:r>
+              <w:rPr>
+                <w:sz w:val="16"/>
+              </w:rPr>
+              <w:t>主指标 Macro-F1；同时报告准确率、平衡准确率、log loss、ECE/MCE、覆盖率</w:t>
             </w:r>
           </w:p>
         </w:tc>
@@ -1185,7 +1789,2240 @@
         <w:pStyle w:val="Heading2"/>
       </w:pPr>
       <w:r>
-        <w:t>4.2 机制：为什么权重动不了预测</w:t>
+        <w:t>4.2 统计判据：逐种子、逐行的完整记录</w:t>
+      </w:r>
+    </w:p>
+    <w:tbl>
+      <w:tblPr>
+        <w:tblStyle w:val="TableGrid"/>
+        <w:tblW w:type="auto" w:w="0"/>
+        <w:tblLook w:firstColumn="1" w:firstRow="1" w:lastColumn="0" w:lastRow="0" w:noHBand="0" w:noVBand="1" w:val="04A0"/>
+        <w:tblBorders>
+          <w:top w:val="single" w:sz="6" w:space="0" w:color="000000"/>
+          <w:left w:val="none" w:sz="0" w:space="0" w:color="auto"/>
+          <w:bottom w:val="single" w:sz="6" w:space="0" w:color="000000"/>
+          <w:right w:val="none" w:sz="0" w:space="0" w:color="auto"/>
+          <w:insideH w:val="single" w:sz="6" w:space="0" w:color="000000"/>
+          <w:insideV w:val="none" w:sz="0" w:space="0" w:color="auto"/>
+        </w:tblBorders>
+      </w:tblPr>
+      <w:tblGrid>
+        <w:gridCol w:w="1088"/>
+        <w:gridCol w:w="1088"/>
+        <w:gridCol w:w="1088"/>
+        <w:gridCol w:w="1088"/>
+        <w:gridCol w:w="1088"/>
+        <w:gridCol w:w="1088"/>
+        <w:gridCol w:w="1088"/>
+        <w:gridCol w:w="1088"/>
+        <w:gridCol w:w="1088"/>
+      </w:tblGrid>
+      <w:tr>
+        <w:tc>
+          <w:tcPr>
+            <w:tcW w:type="dxa" w:w="1088"/>
+          </w:tcPr>
+          <w:p>
+            <w:pPr>
+              <w:spacing w:after="0"/>
+            </w:pPr>
+            <w:r>
+              <w:rPr>
+                <w:sz w:val="16"/>
+              </w:rPr>
+            </w:r>
+            <w:r>
+              <w:rPr>
+                <w:b/>
+                <w:sz w:val="16"/>
+              </w:rPr>
+              <w:t>种子</w:t>
+            </w:r>
+          </w:p>
+        </w:tc>
+        <w:tc>
+          <w:tcPr>
+            <w:tcW w:type="dxa" w:w="1088"/>
+          </w:tcPr>
+          <w:p>
+            <w:pPr>
+              <w:spacing w:after="0"/>
+            </w:pPr>
+            <w:r>
+              <w:rPr>
+                <w:sz w:val="16"/>
+              </w:rPr>
+            </w:r>
+            <w:r>
+              <w:rPr>
+                <w:b/>
+                <w:sz w:val="16"/>
+              </w:rPr>
+              <w:t>条件加权</w:t>
+            </w:r>
+          </w:p>
+        </w:tc>
+        <w:tc>
+          <w:tcPr>
+            <w:tcW w:type="dxa" w:w="1088"/>
+          </w:tcPr>
+          <w:p>
+            <w:pPr>
+              <w:spacing w:after="0"/>
+            </w:pPr>
+            <w:r>
+              <w:rPr>
+                <w:sz w:val="16"/>
+              </w:rPr>
+            </w:r>
+            <w:r>
+              <w:rPr>
+                <w:b/>
+                <w:sz w:val="16"/>
+              </w:rPr>
+              <w:t>等权 χ²</w:t>
+            </w:r>
+          </w:p>
+        </w:tc>
+        <w:tc>
+          <w:tcPr>
+            <w:tcW w:type="dxa" w:w="1088"/>
+          </w:tcPr>
+          <w:p>
+            <w:pPr>
+              <w:spacing w:after="0"/>
+            </w:pPr>
+            <w:r>
+              <w:rPr>
+                <w:sz w:val="16"/>
+              </w:rPr>
+            </w:r>
+            <w:r>
+              <w:rPr>
+                <w:b/>
+                <w:sz w:val="16"/>
+              </w:rPr>
+              <w:t>差值</w:t>
+            </w:r>
+          </w:p>
+        </w:tc>
+        <w:tc>
+          <w:tcPr>
+            <w:tcW w:type="dxa" w:w="1088"/>
+          </w:tcPr>
+          <w:p>
+            <w:pPr>
+              <w:spacing w:after="0"/>
+            </w:pPr>
+            <w:r>
+              <w:rPr>
+                <w:sz w:val="16"/>
+              </w:rPr>
+            </w:r>
+            <w:r>
+              <w:rPr>
+                <w:b/>
+                <w:sz w:val="16"/>
+              </w:rPr>
+              <w:t>90% 区间</w:t>
+            </w:r>
+          </w:p>
+        </w:tc>
+        <w:tc>
+          <w:tcPr>
+            <w:tcW w:type="dxa" w:w="1088"/>
+          </w:tcPr>
+          <w:p>
+            <w:pPr>
+              <w:spacing w:after="0"/>
+            </w:pPr>
+            <w:r>
+              <w:rPr>
+                <w:sz w:val="16"/>
+              </w:rPr>
+            </w:r>
+            <w:r>
+              <w:rPr>
+                <w:b/>
+                <w:sz w:val="16"/>
+              </w:rPr>
+              <w:t>不一致对</w:t>
+            </w:r>
+          </w:p>
+        </w:tc>
+        <w:tc>
+          <w:tcPr>
+            <w:tcW w:type="dxa" w:w="1088"/>
+          </w:tcPr>
+          <w:p>
+            <w:pPr>
+              <w:spacing w:after="0"/>
+            </w:pPr>
+            <w:r>
+              <w:rPr>
+                <w:sz w:val="16"/>
+              </w:rPr>
+            </w:r>
+            <w:r>
+              <w:rPr>
+                <w:b/>
+                <w:sz w:val="16"/>
+              </w:rPr>
+              <w:t>McNemar p</w:t>
+            </w:r>
+          </w:p>
+        </w:tc>
+        <w:tc>
+          <w:tcPr>
+            <w:tcW w:type="dxa" w:w="1088"/>
+          </w:tcPr>
+          <w:p>
+            <w:pPr>
+              <w:spacing w:after="0"/>
+            </w:pPr>
+            <w:r>
+              <w:rPr>
+                <w:sz w:val="16"/>
+              </w:rPr>
+            </w:r>
+            <w:r>
+              <w:rPr>
+                <w:b/>
+                <w:sz w:val="16"/>
+              </w:rPr>
+              <w:t>TOST 0.005</w:t>
+            </w:r>
+          </w:p>
+        </w:tc>
+        <w:tc>
+          <w:tcPr>
+            <w:tcW w:type="dxa" w:w="1088"/>
+          </w:tcPr>
+          <w:p>
+            <w:pPr>
+              <w:spacing w:after="0"/>
+            </w:pPr>
+            <w:r>
+              <w:rPr>
+                <w:sz w:val="16"/>
+              </w:rPr>
+            </w:r>
+            <w:r>
+              <w:rPr>
+                <w:b/>
+                <w:sz w:val="16"/>
+              </w:rPr>
+              <w:t>TOST 0.01</w:t>
+            </w:r>
+          </w:p>
+        </w:tc>
+      </w:tr>
+      <w:tr>
+        <w:tc>
+          <w:tcPr>
+            <w:tcW w:type="dxa" w:w="1088"/>
+          </w:tcPr>
+          <w:p>
+            <w:pPr>
+              <w:spacing w:after="0"/>
+            </w:pPr>
+            <w:r>
+              <w:rPr>
+                <w:sz w:val="16"/>
+              </w:rPr>
+            </w:r>
+            <w:r>
+              <w:rPr>
+                <w:sz w:val="16"/>
+              </w:rPr>
+              <w:t>42</w:t>
+            </w:r>
+          </w:p>
+        </w:tc>
+        <w:tc>
+          <w:tcPr>
+            <w:tcW w:type="dxa" w:w="1088"/>
+          </w:tcPr>
+          <w:p>
+            <w:pPr>
+              <w:spacing w:after="0"/>
+            </w:pPr>
+            <w:r>
+              <w:rPr>
+                <w:sz w:val="16"/>
+              </w:rPr>
+            </w:r>
+            <w:r>
+              <w:rPr>
+                <w:sz w:val="16"/>
+              </w:rPr>
+              <w:t>0.889284</w:t>
+            </w:r>
+          </w:p>
+        </w:tc>
+        <w:tc>
+          <w:tcPr>
+            <w:tcW w:type="dxa" w:w="1088"/>
+          </w:tcPr>
+          <w:p>
+            <w:pPr>
+              <w:spacing w:after="0"/>
+            </w:pPr>
+            <w:r>
+              <w:rPr>
+                <w:sz w:val="16"/>
+              </w:rPr>
+            </w:r>
+            <w:r>
+              <w:rPr>
+                <w:sz w:val="16"/>
+              </w:rPr>
+              <w:t>0.891714</w:t>
+            </w:r>
+          </w:p>
+        </w:tc>
+        <w:tc>
+          <w:tcPr>
+            <w:tcW w:type="dxa" w:w="1088"/>
+          </w:tcPr>
+          <w:p>
+            <w:pPr>
+              <w:spacing w:after="0"/>
+            </w:pPr>
+            <w:r>
+              <w:rPr>
+                <w:sz w:val="16"/>
+              </w:rPr>
+            </w:r>
+            <w:r>
+              <w:rPr>
+                <w:sz w:val="16"/>
+              </w:rPr>
+              <w:t>-0.002431</w:t>
+            </w:r>
+          </w:p>
+        </w:tc>
+        <w:tc>
+          <w:tcPr>
+            <w:tcW w:type="dxa" w:w="1088"/>
+          </w:tcPr>
+          <w:p>
+            <w:pPr>
+              <w:spacing w:after="0"/>
+            </w:pPr>
+            <w:r>
+              <w:rPr>
+                <w:sz w:val="16"/>
+              </w:rPr>
+            </w:r>
+            <w:r>
+              <w:rPr>
+                <w:sz w:val="16"/>
+              </w:rPr>
+              <w:t>[-0.004796, -0.000251]</w:t>
+            </w:r>
+          </w:p>
+        </w:tc>
+        <w:tc>
+          <w:tcPr>
+            <w:tcW w:type="dxa" w:w="1088"/>
+          </w:tcPr>
+          <w:p>
+            <w:pPr>
+              <w:spacing w:after="0"/>
+            </w:pPr>
+            <w:r>
+              <w:rPr>
+                <w:sz w:val="16"/>
+              </w:rPr>
+            </w:r>
+            <w:r>
+              <w:rPr>
+                <w:sz w:val="16"/>
+              </w:rPr>
+              <w:t>12</w:t>
+            </w:r>
+          </w:p>
+        </w:tc>
+        <w:tc>
+          <w:tcPr>
+            <w:tcW w:type="dxa" w:w="1088"/>
+          </w:tcPr>
+          <w:p>
+            <w:pPr>
+              <w:spacing w:after="0"/>
+            </w:pPr>
+            <w:r>
+              <w:rPr>
+                <w:sz w:val="16"/>
+              </w:rPr>
+            </w:r>
+            <w:r>
+              <w:rPr>
+                <w:sz w:val="16"/>
+              </w:rPr>
+              <w:t>0.146</w:t>
+            </w:r>
+          </w:p>
+        </w:tc>
+        <w:tc>
+          <w:tcPr>
+            <w:tcW w:type="dxa" w:w="1088"/>
+          </w:tcPr>
+          <w:p>
+            <w:pPr>
+              <w:spacing w:after="0"/>
+            </w:pPr>
+            <w:r>
+              <w:rPr>
+                <w:sz w:val="16"/>
+              </w:rPr>
+            </w:r>
+            <w:r>
+              <w:rPr>
+                <w:sz w:val="16"/>
+              </w:rPr>
+              <w:t>等价</w:t>
+            </w:r>
+          </w:p>
+        </w:tc>
+        <w:tc>
+          <w:tcPr>
+            <w:tcW w:type="dxa" w:w="1088"/>
+          </w:tcPr>
+          <w:p>
+            <w:pPr>
+              <w:spacing w:after="0"/>
+            </w:pPr>
+            <w:r>
+              <w:rPr>
+                <w:sz w:val="16"/>
+              </w:rPr>
+            </w:r>
+            <w:r>
+              <w:rPr>
+                <w:sz w:val="16"/>
+              </w:rPr>
+              <w:t>等价</w:t>
+            </w:r>
+          </w:p>
+        </w:tc>
+      </w:tr>
+      <w:tr>
+        <w:tc>
+          <w:tcPr>
+            <w:tcW w:type="dxa" w:w="1088"/>
+          </w:tcPr>
+          <w:p>
+            <w:pPr>
+              <w:spacing w:after="0"/>
+            </w:pPr>
+            <w:r>
+              <w:rPr>
+                <w:sz w:val="16"/>
+              </w:rPr>
+            </w:r>
+            <w:r>
+              <w:rPr>
+                <w:sz w:val="16"/>
+              </w:rPr>
+              <w:t>2024</w:t>
+            </w:r>
+          </w:p>
+        </w:tc>
+        <w:tc>
+          <w:tcPr>
+            <w:tcW w:type="dxa" w:w="1088"/>
+          </w:tcPr>
+          <w:p>
+            <w:pPr>
+              <w:spacing w:after="0"/>
+            </w:pPr>
+            <w:r>
+              <w:rPr>
+                <w:sz w:val="16"/>
+              </w:rPr>
+            </w:r>
+            <w:r>
+              <w:rPr>
+                <w:sz w:val="16"/>
+              </w:rPr>
+              <w:t>0.891333</w:t>
+            </w:r>
+          </w:p>
+        </w:tc>
+        <w:tc>
+          <w:tcPr>
+            <w:tcW w:type="dxa" w:w="1088"/>
+          </w:tcPr>
+          <w:p>
+            <w:pPr>
+              <w:spacing w:after="0"/>
+            </w:pPr>
+            <w:r>
+              <w:rPr>
+                <w:sz w:val="16"/>
+              </w:rPr>
+            </w:r>
+            <w:r>
+              <w:rPr>
+                <w:sz w:val="16"/>
+              </w:rPr>
+              <w:t>0.892294</w:t>
+            </w:r>
+          </w:p>
+        </w:tc>
+        <w:tc>
+          <w:tcPr>
+            <w:tcW w:type="dxa" w:w="1088"/>
+          </w:tcPr>
+          <w:p>
+            <w:pPr>
+              <w:spacing w:after="0"/>
+            </w:pPr>
+            <w:r>
+              <w:rPr>
+                <w:sz w:val="16"/>
+              </w:rPr>
+            </w:r>
+            <w:r>
+              <w:rPr>
+                <w:sz w:val="16"/>
+              </w:rPr>
+              <w:t>-0.000961</w:t>
+            </w:r>
+          </w:p>
+        </w:tc>
+        <w:tc>
+          <w:tcPr>
+            <w:tcW w:type="dxa" w:w="1088"/>
+          </w:tcPr>
+          <w:p>
+            <w:pPr>
+              <w:spacing w:after="0"/>
+            </w:pPr>
+            <w:r>
+              <w:rPr>
+                <w:sz w:val="16"/>
+              </w:rPr>
+            </w:r>
+            <w:r>
+              <w:rPr>
+                <w:sz w:val="16"/>
+              </w:rPr>
+              <w:t>[-0.004234, 0.002247]</w:t>
+            </w:r>
+          </w:p>
+        </w:tc>
+        <w:tc>
+          <w:tcPr>
+            <w:tcW w:type="dxa" w:w="1088"/>
+          </w:tcPr>
+          <w:p>
+            <w:pPr>
+              <w:spacing w:after="0"/>
+            </w:pPr>
+            <w:r>
+              <w:rPr>
+                <w:sz w:val="16"/>
+              </w:rPr>
+            </w:r>
+            <w:r>
+              <w:rPr>
+                <w:sz w:val="16"/>
+              </w:rPr>
+              <w:t>11</w:t>
+            </w:r>
+          </w:p>
+        </w:tc>
+        <w:tc>
+          <w:tcPr>
+            <w:tcW w:type="dxa" w:w="1088"/>
+          </w:tcPr>
+          <w:p>
+            <w:pPr>
+              <w:spacing w:after="0"/>
+            </w:pPr>
+            <w:r>
+              <w:rPr>
+                <w:sz w:val="16"/>
+              </w:rPr>
+            </w:r>
+            <w:r>
+              <w:rPr>
+                <w:sz w:val="16"/>
+              </w:rPr>
+              <w:t>1.000</w:t>
+            </w:r>
+          </w:p>
+        </w:tc>
+        <w:tc>
+          <w:tcPr>
+            <w:tcW w:type="dxa" w:w="1088"/>
+          </w:tcPr>
+          <w:p>
+            <w:pPr>
+              <w:spacing w:after="0"/>
+            </w:pPr>
+            <w:r>
+              <w:rPr>
+                <w:sz w:val="16"/>
+              </w:rPr>
+            </w:r>
+            <w:r>
+              <w:rPr>
+                <w:sz w:val="16"/>
+              </w:rPr>
+              <w:t>等价</w:t>
+            </w:r>
+          </w:p>
+        </w:tc>
+        <w:tc>
+          <w:tcPr>
+            <w:tcW w:type="dxa" w:w="1088"/>
+          </w:tcPr>
+          <w:p>
+            <w:pPr>
+              <w:spacing w:after="0"/>
+            </w:pPr>
+            <w:r>
+              <w:rPr>
+                <w:sz w:val="16"/>
+              </w:rPr>
+            </w:r>
+            <w:r>
+              <w:rPr>
+                <w:sz w:val="16"/>
+              </w:rPr>
+              <w:t>等价</w:t>
+            </w:r>
+          </w:p>
+        </w:tc>
+      </w:tr>
+      <w:tr>
+        <w:tc>
+          <w:tcPr>
+            <w:tcW w:type="dxa" w:w="1088"/>
+          </w:tcPr>
+          <w:p>
+            <w:pPr>
+              <w:spacing w:after="0"/>
+            </w:pPr>
+            <w:r>
+              <w:rPr>
+                <w:sz w:val="16"/>
+              </w:rPr>
+            </w:r>
+            <w:r>
+              <w:rPr>
+                <w:sz w:val="16"/>
+              </w:rPr>
+              <w:t>3407</w:t>
+            </w:r>
+          </w:p>
+        </w:tc>
+        <w:tc>
+          <w:tcPr>
+            <w:tcW w:type="dxa" w:w="1088"/>
+          </w:tcPr>
+          <w:p>
+            <w:pPr>
+              <w:spacing w:after="0"/>
+            </w:pPr>
+            <w:r>
+              <w:rPr>
+                <w:sz w:val="16"/>
+              </w:rPr>
+            </w:r>
+            <w:r>
+              <w:rPr>
+                <w:sz w:val="16"/>
+              </w:rPr>
+              <w:t>0.889249</w:t>
+            </w:r>
+          </w:p>
+        </w:tc>
+        <w:tc>
+          <w:tcPr>
+            <w:tcW w:type="dxa" w:w="1088"/>
+          </w:tcPr>
+          <w:p>
+            <w:pPr>
+              <w:spacing w:after="0"/>
+            </w:pPr>
+            <w:r>
+              <w:rPr>
+                <w:sz w:val="16"/>
+              </w:rPr>
+            </w:r>
+            <w:r>
+              <w:rPr>
+                <w:sz w:val="16"/>
+              </w:rPr>
+              <w:t>0.891144</w:t>
+            </w:r>
+          </w:p>
+        </w:tc>
+        <w:tc>
+          <w:tcPr>
+            <w:tcW w:type="dxa" w:w="1088"/>
+          </w:tcPr>
+          <w:p>
+            <w:pPr>
+              <w:spacing w:after="0"/>
+            </w:pPr>
+            <w:r>
+              <w:rPr>
+                <w:sz w:val="16"/>
+              </w:rPr>
+            </w:r>
+            <w:r>
+              <w:rPr>
+                <w:sz w:val="16"/>
+              </w:rPr>
+              <w:t>-0.001896</w:t>
+            </w:r>
+          </w:p>
+        </w:tc>
+        <w:tc>
+          <w:tcPr>
+            <w:tcW w:type="dxa" w:w="1088"/>
+          </w:tcPr>
+          <w:p>
+            <w:pPr>
+              <w:spacing w:after="0"/>
+            </w:pPr>
+            <w:r>
+              <w:rPr>
+                <w:sz w:val="16"/>
+              </w:rPr>
+            </w:r>
+            <w:r>
+              <w:rPr>
+                <w:sz w:val="16"/>
+              </w:rPr>
+              <w:t>[-0.004740, 0.000689]</w:t>
+            </w:r>
+          </w:p>
+        </w:tc>
+        <w:tc>
+          <w:tcPr>
+            <w:tcW w:type="dxa" w:w="1088"/>
+          </w:tcPr>
+          <w:p>
+            <w:pPr>
+              <w:spacing w:after="0"/>
+            </w:pPr>
+            <w:r>
+              <w:rPr>
+                <w:sz w:val="16"/>
+              </w:rPr>
+            </w:r>
+            <w:r>
+              <w:rPr>
+                <w:sz w:val="16"/>
+              </w:rPr>
+              <w:t>11</w:t>
+            </w:r>
+          </w:p>
+        </w:tc>
+        <w:tc>
+          <w:tcPr>
+            <w:tcW w:type="dxa" w:w="1088"/>
+          </w:tcPr>
+          <w:p>
+            <w:pPr>
+              <w:spacing w:after="0"/>
+            </w:pPr>
+            <w:r>
+              <w:rPr>
+                <w:sz w:val="16"/>
+              </w:rPr>
+            </w:r>
+            <w:r>
+              <w:rPr>
+                <w:sz w:val="16"/>
+              </w:rPr>
+              <w:t>1.000</w:t>
+            </w:r>
+          </w:p>
+        </w:tc>
+        <w:tc>
+          <w:tcPr>
+            <w:tcW w:type="dxa" w:w="1088"/>
+          </w:tcPr>
+          <w:p>
+            <w:pPr>
+              <w:spacing w:after="0"/>
+            </w:pPr>
+            <w:r>
+              <w:rPr>
+                <w:sz w:val="16"/>
+              </w:rPr>
+            </w:r>
+            <w:r>
+              <w:rPr>
+                <w:sz w:val="16"/>
+              </w:rPr>
+              <w:t>等价</w:t>
+            </w:r>
+          </w:p>
+        </w:tc>
+        <w:tc>
+          <w:tcPr>
+            <w:tcW w:type="dxa" w:w="1088"/>
+          </w:tcPr>
+          <w:p>
+            <w:pPr>
+              <w:spacing w:after="0"/>
+            </w:pPr>
+            <w:r>
+              <w:rPr>
+                <w:sz w:val="16"/>
+              </w:rPr>
+            </w:r>
+            <w:r>
+              <w:rPr>
+                <w:sz w:val="16"/>
+              </w:rPr>
+              <w:t>等价</w:t>
+            </w:r>
+          </w:p>
+        </w:tc>
+      </w:tr>
+      <w:tr>
+        <w:tc>
+          <w:tcPr>
+            <w:tcW w:type="dxa" w:w="1088"/>
+          </w:tcPr>
+          <w:p>
+            <w:pPr>
+              <w:spacing w:after="0"/>
+            </w:pPr>
+            <w:r>
+              <w:rPr>
+                <w:sz w:val="16"/>
+              </w:rPr>
+            </w:r>
+            <w:r>
+              <w:rPr>
+                <w:sz w:val="16"/>
+              </w:rPr>
+              <w:t>7</w:t>
+            </w:r>
+          </w:p>
+        </w:tc>
+        <w:tc>
+          <w:tcPr>
+            <w:tcW w:type="dxa" w:w="1088"/>
+          </w:tcPr>
+          <w:p>
+            <w:pPr>
+              <w:spacing w:after="0"/>
+            </w:pPr>
+            <w:r>
+              <w:rPr>
+                <w:sz w:val="16"/>
+              </w:rPr>
+            </w:r>
+            <w:r>
+              <w:rPr>
+                <w:sz w:val="16"/>
+              </w:rPr>
+              <w:t>0.889284</w:t>
+            </w:r>
+          </w:p>
+        </w:tc>
+        <w:tc>
+          <w:tcPr>
+            <w:tcW w:type="dxa" w:w="1088"/>
+          </w:tcPr>
+          <w:p>
+            <w:pPr>
+              <w:spacing w:after="0"/>
+            </w:pPr>
+            <w:r>
+              <w:rPr>
+                <w:sz w:val="16"/>
+              </w:rPr>
+            </w:r>
+            <w:r>
+              <w:rPr>
+                <w:sz w:val="16"/>
+              </w:rPr>
+              <w:t>0.890710</w:t>
+            </w:r>
+          </w:p>
+        </w:tc>
+        <w:tc>
+          <w:tcPr>
+            <w:tcW w:type="dxa" w:w="1088"/>
+          </w:tcPr>
+          <w:p>
+            <w:pPr>
+              <w:spacing w:after="0"/>
+            </w:pPr>
+            <w:r>
+              <w:rPr>
+                <w:sz w:val="16"/>
+              </w:rPr>
+            </w:r>
+            <w:r>
+              <w:rPr>
+                <w:sz w:val="16"/>
+              </w:rPr>
+              <w:t>-0.001426</w:t>
+            </w:r>
+          </w:p>
+        </w:tc>
+        <w:tc>
+          <w:tcPr>
+            <w:tcW w:type="dxa" w:w="1088"/>
+          </w:tcPr>
+          <w:p>
+            <w:pPr>
+              <w:spacing w:after="0"/>
+            </w:pPr>
+            <w:r>
+              <w:rPr>
+                <w:sz w:val="16"/>
+              </w:rPr>
+            </w:r>
+            <w:r>
+              <w:rPr>
+                <w:sz w:val="16"/>
+              </w:rPr>
+              <w:t>[-0.005005, 0.002056]</w:t>
+            </w:r>
+          </w:p>
+        </w:tc>
+        <w:tc>
+          <w:tcPr>
+            <w:tcW w:type="dxa" w:w="1088"/>
+          </w:tcPr>
+          <w:p>
+            <w:pPr>
+              <w:spacing w:after="0"/>
+            </w:pPr>
+            <w:r>
+              <w:rPr>
+                <w:sz w:val="16"/>
+              </w:rPr>
+            </w:r>
+            <w:r>
+              <w:rPr>
+                <w:sz w:val="16"/>
+              </w:rPr>
+              <w:t>15</w:t>
+            </w:r>
+          </w:p>
+        </w:tc>
+        <w:tc>
+          <w:tcPr>
+            <w:tcW w:type="dxa" w:w="1088"/>
+          </w:tcPr>
+          <w:p>
+            <w:pPr>
+              <w:spacing w:after="0"/>
+            </w:pPr>
+            <w:r>
+              <w:rPr>
+                <w:sz w:val="16"/>
+              </w:rPr>
+            </w:r>
+            <w:r>
+              <w:rPr>
+                <w:sz w:val="16"/>
+              </w:rPr>
+              <w:t>0.607</w:t>
+            </w:r>
+          </w:p>
+        </w:tc>
+        <w:tc>
+          <w:tcPr>
+            <w:tcW w:type="dxa" w:w="1088"/>
+          </w:tcPr>
+          <w:p>
+            <w:pPr>
+              <w:spacing w:after="0"/>
+            </w:pPr>
+            <w:r>
+              <w:rPr>
+                <w:sz w:val="16"/>
+              </w:rPr>
+            </w:r>
+            <w:r>
+              <w:rPr>
+                <w:sz w:val="16"/>
+              </w:rPr>
+              <w:t>不等价</w:t>
+            </w:r>
+          </w:p>
+        </w:tc>
+        <w:tc>
+          <w:tcPr>
+            <w:tcW w:type="dxa" w:w="1088"/>
+          </w:tcPr>
+          <w:p>
+            <w:pPr>
+              <w:spacing w:after="0"/>
+            </w:pPr>
+            <w:r>
+              <w:rPr>
+                <w:sz w:val="16"/>
+              </w:rPr>
+            </w:r>
+            <w:r>
+              <w:rPr>
+                <w:sz w:val="16"/>
+              </w:rPr>
+              <w:t>等价</w:t>
+            </w:r>
+          </w:p>
+        </w:tc>
+      </w:tr>
+      <w:tr>
+        <w:tc>
+          <w:tcPr>
+            <w:tcW w:type="dxa" w:w="1088"/>
+          </w:tcPr>
+          <w:p>
+            <w:pPr>
+              <w:spacing w:after="0"/>
+            </w:pPr>
+            <w:r>
+              <w:rPr>
+                <w:sz w:val="16"/>
+              </w:rPr>
+            </w:r>
+            <w:r>
+              <w:rPr>
+                <w:sz w:val="16"/>
+              </w:rPr>
+              <w:t>13</w:t>
+            </w:r>
+          </w:p>
+        </w:tc>
+        <w:tc>
+          <w:tcPr>
+            <w:tcW w:type="dxa" w:w="1088"/>
+          </w:tcPr>
+          <w:p>
+            <w:pPr>
+              <w:spacing w:after="0"/>
+            </w:pPr>
+            <w:r>
+              <w:rPr>
+                <w:sz w:val="16"/>
+              </w:rPr>
+            </w:r>
+            <w:r>
+              <w:rPr>
+                <w:sz w:val="16"/>
+              </w:rPr>
+              <w:t>0.888869</w:t>
+            </w:r>
+          </w:p>
+        </w:tc>
+        <w:tc>
+          <w:tcPr>
+            <w:tcW w:type="dxa" w:w="1088"/>
+          </w:tcPr>
+          <w:p>
+            <w:pPr>
+              <w:spacing w:after="0"/>
+            </w:pPr>
+            <w:r>
+              <w:rPr>
+                <w:sz w:val="16"/>
+              </w:rPr>
+            </w:r>
+            <w:r>
+              <w:rPr>
+                <w:sz w:val="16"/>
+              </w:rPr>
+              <w:t>0.888488</w:t>
+            </w:r>
+          </w:p>
+        </w:tc>
+        <w:tc>
+          <w:tcPr>
+            <w:tcW w:type="dxa" w:w="1088"/>
+          </w:tcPr>
+          <w:p>
+            <w:pPr>
+              <w:spacing w:after="0"/>
+            </w:pPr>
+            <w:r>
+              <w:rPr>
+                <w:sz w:val="16"/>
+              </w:rPr>
+            </w:r>
+            <w:r>
+              <w:rPr>
+                <w:sz w:val="16"/>
+              </w:rPr>
+              <w:t>+0.000381</w:t>
+            </w:r>
+          </w:p>
+        </w:tc>
+        <w:tc>
+          <w:tcPr>
+            <w:tcW w:type="dxa" w:w="1088"/>
+          </w:tcPr>
+          <w:p>
+            <w:pPr>
+              <w:spacing w:after="0"/>
+            </w:pPr>
+            <w:r>
+              <w:rPr>
+                <w:sz w:val="16"/>
+              </w:rPr>
+            </w:r>
+            <w:r>
+              <w:rPr>
+                <w:sz w:val="16"/>
+              </w:rPr>
+              <w:t>[-0.002867, 0.003373]</w:t>
+            </w:r>
+          </w:p>
+        </w:tc>
+        <w:tc>
+          <w:tcPr>
+            <w:tcW w:type="dxa" w:w="1088"/>
+          </w:tcPr>
+          <w:p>
+            <w:pPr>
+              <w:spacing w:after="0"/>
+            </w:pPr>
+            <w:r>
+              <w:rPr>
+                <w:sz w:val="16"/>
+              </w:rPr>
+            </w:r>
+            <w:r>
+              <w:rPr>
+                <w:sz w:val="16"/>
+              </w:rPr>
+              <w:t>9</w:t>
+            </w:r>
+          </w:p>
+        </w:tc>
+        <w:tc>
+          <w:tcPr>
+            <w:tcW w:type="dxa" w:w="1088"/>
+          </w:tcPr>
+          <w:p>
+            <w:pPr>
+              <w:spacing w:after="0"/>
+            </w:pPr>
+            <w:r>
+              <w:rPr>
+                <w:sz w:val="16"/>
+              </w:rPr>
+            </w:r>
+            <w:r>
+              <w:rPr>
+                <w:sz w:val="16"/>
+              </w:rPr>
+              <w:t>1.000</w:t>
+            </w:r>
+          </w:p>
+        </w:tc>
+        <w:tc>
+          <w:tcPr>
+            <w:tcW w:type="dxa" w:w="1088"/>
+          </w:tcPr>
+          <w:p>
+            <w:pPr>
+              <w:spacing w:after="0"/>
+            </w:pPr>
+            <w:r>
+              <w:rPr>
+                <w:sz w:val="16"/>
+              </w:rPr>
+            </w:r>
+            <w:r>
+              <w:rPr>
+                <w:sz w:val="16"/>
+              </w:rPr>
+              <w:t>等价</w:t>
+            </w:r>
+          </w:p>
+        </w:tc>
+        <w:tc>
+          <w:tcPr>
+            <w:tcW w:type="dxa" w:w="1088"/>
+          </w:tcPr>
+          <w:p>
+            <w:pPr>
+              <w:spacing w:after="0"/>
+            </w:pPr>
+            <w:r>
+              <w:rPr>
+                <w:sz w:val="16"/>
+              </w:rPr>
+            </w:r>
+            <w:r>
+              <w:rPr>
+                <w:sz w:val="16"/>
+              </w:rPr>
+              <w:t>等价</w:t>
+            </w:r>
+          </w:p>
+        </w:tc>
+      </w:tr>
+      <w:tr>
+        <w:tc>
+          <w:tcPr>
+            <w:tcW w:type="dxa" w:w="1088"/>
+          </w:tcPr>
+          <w:p>
+            <w:pPr>
+              <w:spacing w:after="0"/>
+            </w:pPr>
+            <w:r>
+              <w:rPr>
+                <w:sz w:val="16"/>
+              </w:rPr>
+            </w:r>
+            <w:r>
+              <w:rPr>
+                <w:sz w:val="16"/>
+              </w:rPr>
+              <w:t>101</w:t>
+            </w:r>
+          </w:p>
+        </w:tc>
+        <w:tc>
+          <w:tcPr>
+            <w:tcW w:type="dxa" w:w="1088"/>
+          </w:tcPr>
+          <w:p>
+            <w:pPr>
+              <w:spacing w:after="0"/>
+            </w:pPr>
+            <w:r>
+              <w:rPr>
+                <w:sz w:val="16"/>
+              </w:rPr>
+            </w:r>
+            <w:r>
+              <w:rPr>
+                <w:sz w:val="16"/>
+              </w:rPr>
+              <w:t>0.887371</w:t>
+            </w:r>
+          </w:p>
+        </w:tc>
+        <w:tc>
+          <w:tcPr>
+            <w:tcW w:type="dxa" w:w="1088"/>
+          </w:tcPr>
+          <w:p>
+            <w:pPr>
+              <w:spacing w:after="0"/>
+            </w:pPr>
+            <w:r>
+              <w:rPr>
+                <w:sz w:val="16"/>
+              </w:rPr>
+            </w:r>
+            <w:r>
+              <w:rPr>
+                <w:sz w:val="16"/>
+              </w:rPr>
+              <w:t>0.886525</w:t>
+            </w:r>
+          </w:p>
+        </w:tc>
+        <w:tc>
+          <w:tcPr>
+            <w:tcW w:type="dxa" w:w="1088"/>
+          </w:tcPr>
+          <w:p>
+            <w:pPr>
+              <w:spacing w:after="0"/>
+            </w:pPr>
+            <w:r>
+              <w:rPr>
+                <w:sz w:val="16"/>
+              </w:rPr>
+            </w:r>
+            <w:r>
+              <w:rPr>
+                <w:sz w:val="16"/>
+              </w:rPr>
+              <w:t>+0.000846</w:t>
+            </w:r>
+          </w:p>
+        </w:tc>
+        <w:tc>
+          <w:tcPr>
+            <w:tcW w:type="dxa" w:w="1088"/>
+          </w:tcPr>
+          <w:p>
+            <w:pPr>
+              <w:spacing w:after="0"/>
+            </w:pPr>
+            <w:r>
+              <w:rPr>
+                <w:sz w:val="16"/>
+              </w:rPr>
+            </w:r>
+            <w:r>
+              <w:rPr>
+                <w:sz w:val="16"/>
+              </w:rPr>
+              <w:t>[-0.002795, 0.004484]</w:t>
+            </w:r>
+          </w:p>
+        </w:tc>
+        <w:tc>
+          <w:tcPr>
+            <w:tcW w:type="dxa" w:w="1088"/>
+          </w:tcPr>
+          <w:p>
+            <w:pPr>
+              <w:spacing w:after="0"/>
+            </w:pPr>
+            <w:r>
+              <w:rPr>
+                <w:sz w:val="16"/>
+              </w:rPr>
+            </w:r>
+            <w:r>
+              <w:rPr>
+                <w:sz w:val="16"/>
+              </w:rPr>
+              <w:t>10</w:t>
+            </w:r>
+          </w:p>
+        </w:tc>
+        <w:tc>
+          <w:tcPr>
+            <w:tcW w:type="dxa" w:w="1088"/>
+          </w:tcPr>
+          <w:p>
+            <w:pPr>
+              <w:spacing w:after="0"/>
+            </w:pPr>
+            <w:r>
+              <w:rPr>
+                <w:sz w:val="16"/>
+              </w:rPr>
+            </w:r>
+            <w:r>
+              <w:rPr>
+                <w:sz w:val="16"/>
+              </w:rPr>
+              <w:t>0.754</w:t>
+            </w:r>
+          </w:p>
+        </w:tc>
+        <w:tc>
+          <w:tcPr>
+            <w:tcW w:type="dxa" w:w="1088"/>
+          </w:tcPr>
+          <w:p>
+            <w:pPr>
+              <w:spacing w:after="0"/>
+            </w:pPr>
+            <w:r>
+              <w:rPr>
+                <w:sz w:val="16"/>
+              </w:rPr>
+            </w:r>
+            <w:r>
+              <w:rPr>
+                <w:sz w:val="16"/>
+              </w:rPr>
+              <w:t>等价</w:t>
+            </w:r>
+          </w:p>
+        </w:tc>
+        <w:tc>
+          <w:tcPr>
+            <w:tcW w:type="dxa" w:w="1088"/>
+          </w:tcPr>
+          <w:p>
+            <w:pPr>
+              <w:spacing w:after="0"/>
+            </w:pPr>
+            <w:r>
+              <w:rPr>
+                <w:sz w:val="16"/>
+              </w:rPr>
+            </w:r>
+            <w:r>
+              <w:rPr>
+                <w:sz w:val="16"/>
+              </w:rPr>
+              <w:t>等价</w:t>
+            </w:r>
+          </w:p>
+        </w:tc>
+      </w:tr>
+      <w:tr>
+        <w:tc>
+          <w:tcPr>
+            <w:tcW w:type="dxa" w:w="1088"/>
+          </w:tcPr>
+          <w:p>
+            <w:pPr>
+              <w:spacing w:after="0"/>
+            </w:pPr>
+            <w:r>
+              <w:rPr>
+                <w:sz w:val="16"/>
+              </w:rPr>
+            </w:r>
+            <w:r>
+              <w:rPr>
+                <w:sz w:val="16"/>
+              </w:rPr>
+              <w:t>202</w:t>
+            </w:r>
+          </w:p>
+        </w:tc>
+        <w:tc>
+          <w:tcPr>
+            <w:tcW w:type="dxa" w:w="1088"/>
+          </w:tcPr>
+          <w:p>
+            <w:pPr>
+              <w:spacing w:after="0"/>
+            </w:pPr>
+            <w:r>
+              <w:rPr>
+                <w:sz w:val="16"/>
+              </w:rPr>
+            </w:r>
+            <w:r>
+              <w:rPr>
+                <w:sz w:val="16"/>
+              </w:rPr>
+              <w:t>0.889350</w:t>
+            </w:r>
+          </w:p>
+        </w:tc>
+        <w:tc>
+          <w:tcPr>
+            <w:tcW w:type="dxa" w:w="1088"/>
+          </w:tcPr>
+          <w:p>
+            <w:pPr>
+              <w:spacing w:after="0"/>
+            </w:pPr>
+            <w:r>
+              <w:rPr>
+                <w:sz w:val="16"/>
+              </w:rPr>
+            </w:r>
+            <w:r>
+              <w:rPr>
+                <w:sz w:val="16"/>
+              </w:rPr>
+              <w:t>0.889205</w:t>
+            </w:r>
+          </w:p>
+        </w:tc>
+        <w:tc>
+          <w:tcPr>
+            <w:tcW w:type="dxa" w:w="1088"/>
+          </w:tcPr>
+          <w:p>
+            <w:pPr>
+              <w:spacing w:after="0"/>
+            </w:pPr>
+            <w:r>
+              <w:rPr>
+                <w:sz w:val="16"/>
+              </w:rPr>
+            </w:r>
+            <w:r>
+              <w:rPr>
+                <w:sz w:val="16"/>
+              </w:rPr>
+              <w:t>+0.000145</w:t>
+            </w:r>
+          </w:p>
+        </w:tc>
+        <w:tc>
+          <w:tcPr>
+            <w:tcW w:type="dxa" w:w="1088"/>
+          </w:tcPr>
+          <w:p>
+            <w:pPr>
+              <w:spacing w:after="0"/>
+            </w:pPr>
+            <w:r>
+              <w:rPr>
+                <w:sz w:val="16"/>
+              </w:rPr>
+            </w:r>
+            <w:r>
+              <w:rPr>
+                <w:sz w:val="16"/>
+              </w:rPr>
+              <w:t>[-0.003684, 0.003696]</w:t>
+            </w:r>
+          </w:p>
+        </w:tc>
+        <w:tc>
+          <w:tcPr>
+            <w:tcW w:type="dxa" w:w="1088"/>
+          </w:tcPr>
+          <w:p>
+            <w:pPr>
+              <w:spacing w:after="0"/>
+            </w:pPr>
+            <w:r>
+              <w:rPr>
+                <w:sz w:val="16"/>
+              </w:rPr>
+            </w:r>
+            <w:r>
+              <w:rPr>
+                <w:sz w:val="16"/>
+              </w:rPr>
+              <w:t>12</w:t>
+            </w:r>
+          </w:p>
+        </w:tc>
+        <w:tc>
+          <w:tcPr>
+            <w:tcW w:type="dxa" w:w="1088"/>
+          </w:tcPr>
+          <w:p>
+            <w:pPr>
+              <w:spacing w:after="0"/>
+            </w:pPr>
+            <w:r>
+              <w:rPr>
+                <w:sz w:val="16"/>
+              </w:rPr>
+            </w:r>
+            <w:r>
+              <w:rPr>
+                <w:sz w:val="16"/>
+              </w:rPr>
+              <w:t>0.388</w:t>
+            </w:r>
+          </w:p>
+        </w:tc>
+        <w:tc>
+          <w:tcPr>
+            <w:tcW w:type="dxa" w:w="1088"/>
+          </w:tcPr>
+          <w:p>
+            <w:pPr>
+              <w:spacing w:after="0"/>
+            </w:pPr>
+            <w:r>
+              <w:rPr>
+                <w:sz w:val="16"/>
+              </w:rPr>
+            </w:r>
+            <w:r>
+              <w:rPr>
+                <w:sz w:val="16"/>
+              </w:rPr>
+              <w:t>等价</w:t>
+            </w:r>
+          </w:p>
+        </w:tc>
+        <w:tc>
+          <w:tcPr>
+            <w:tcW w:type="dxa" w:w="1088"/>
+          </w:tcPr>
+          <w:p>
+            <w:pPr>
+              <w:spacing w:after="0"/>
+            </w:pPr>
+            <w:r>
+              <w:rPr>
+                <w:sz w:val="16"/>
+              </w:rPr>
+            </w:r>
+            <w:r>
+              <w:rPr>
+                <w:sz w:val="16"/>
+              </w:rPr>
+              <w:t>等价</w:t>
+            </w:r>
+          </w:p>
+        </w:tc>
+      </w:tr>
+      <w:tr>
+        <w:tc>
+          <w:tcPr>
+            <w:tcW w:type="dxa" w:w="1088"/>
+          </w:tcPr>
+          <w:p>
+            <w:pPr>
+              <w:spacing w:after="0"/>
+            </w:pPr>
+            <w:r>
+              <w:rPr>
+                <w:sz w:val="16"/>
+              </w:rPr>
+            </w:r>
+            <w:r>
+              <w:rPr>
+                <w:sz w:val="16"/>
+              </w:rPr>
+              <w:t>303</w:t>
+            </w:r>
+          </w:p>
+        </w:tc>
+        <w:tc>
+          <w:tcPr>
+            <w:tcW w:type="dxa" w:w="1088"/>
+          </w:tcPr>
+          <w:p>
+            <w:pPr>
+              <w:spacing w:after="0"/>
+            </w:pPr>
+            <w:r>
+              <w:rPr>
+                <w:sz w:val="16"/>
+              </w:rPr>
+            </w:r>
+            <w:r>
+              <w:rPr>
+                <w:sz w:val="16"/>
+              </w:rPr>
+              <w:t>0.890573</w:t>
+            </w:r>
+          </w:p>
+        </w:tc>
+        <w:tc>
+          <w:tcPr>
+            <w:tcW w:type="dxa" w:w="1088"/>
+          </w:tcPr>
+          <w:p>
+            <w:pPr>
+              <w:spacing w:after="0"/>
+            </w:pPr>
+            <w:r>
+              <w:rPr>
+                <w:sz w:val="16"/>
+              </w:rPr>
+            </w:r>
+            <w:r>
+              <w:rPr>
+                <w:sz w:val="16"/>
+              </w:rPr>
+              <w:t>0.890302</w:t>
+            </w:r>
+          </w:p>
+        </w:tc>
+        <w:tc>
+          <w:tcPr>
+            <w:tcW w:type="dxa" w:w="1088"/>
+          </w:tcPr>
+          <w:p>
+            <w:pPr>
+              <w:spacing w:after="0"/>
+            </w:pPr>
+            <w:r>
+              <w:rPr>
+                <w:sz w:val="16"/>
+              </w:rPr>
+            </w:r>
+            <w:r>
+              <w:rPr>
+                <w:sz w:val="16"/>
+              </w:rPr>
+              <w:t>+0.000271</w:t>
+            </w:r>
+          </w:p>
+        </w:tc>
+        <w:tc>
+          <w:tcPr>
+            <w:tcW w:type="dxa" w:w="1088"/>
+          </w:tcPr>
+          <w:p>
+            <w:pPr>
+              <w:spacing w:after="0"/>
+            </w:pPr>
+            <w:r>
+              <w:rPr>
+                <w:sz w:val="16"/>
+              </w:rPr>
+            </w:r>
+            <w:r>
+              <w:rPr>
+                <w:sz w:val="16"/>
+              </w:rPr>
+              <w:t>[-0.002827, 0.003302]</w:t>
+            </w:r>
+          </w:p>
+        </w:tc>
+        <w:tc>
+          <w:tcPr>
+            <w:tcW w:type="dxa" w:w="1088"/>
+          </w:tcPr>
+          <w:p>
+            <w:pPr>
+              <w:spacing w:after="0"/>
+            </w:pPr>
+            <w:r>
+              <w:rPr>
+                <w:sz w:val="16"/>
+              </w:rPr>
+            </w:r>
+            <w:r>
+              <w:rPr>
+                <w:sz w:val="16"/>
+              </w:rPr>
+              <w:t>6</w:t>
+            </w:r>
+          </w:p>
+        </w:tc>
+        <w:tc>
+          <w:tcPr>
+            <w:tcW w:type="dxa" w:w="1088"/>
+          </w:tcPr>
+          <w:p>
+            <w:pPr>
+              <w:spacing w:after="0"/>
+            </w:pPr>
+            <w:r>
+              <w:rPr>
+                <w:sz w:val="16"/>
+              </w:rPr>
+            </w:r>
+            <w:r>
+              <w:rPr>
+                <w:sz w:val="16"/>
+              </w:rPr>
+              <w:t>0.688</w:t>
+            </w:r>
+          </w:p>
+        </w:tc>
+        <w:tc>
+          <w:tcPr>
+            <w:tcW w:type="dxa" w:w="1088"/>
+          </w:tcPr>
+          <w:p>
+            <w:pPr>
+              <w:spacing w:after="0"/>
+            </w:pPr>
+            <w:r>
+              <w:rPr>
+                <w:sz w:val="16"/>
+              </w:rPr>
+            </w:r>
+            <w:r>
+              <w:rPr>
+                <w:sz w:val="16"/>
+              </w:rPr>
+              <w:t>等价</w:t>
+            </w:r>
+          </w:p>
+        </w:tc>
+        <w:tc>
+          <w:tcPr>
+            <w:tcW w:type="dxa" w:w="1088"/>
+          </w:tcPr>
+          <w:p>
+            <w:pPr>
+              <w:spacing w:after="0"/>
+            </w:pPr>
+            <w:r>
+              <w:rPr>
+                <w:sz w:val="16"/>
+              </w:rPr>
+            </w:r>
+            <w:r>
+              <w:rPr>
+                <w:sz w:val="16"/>
+              </w:rPr>
+              <w:t>等价</w:t>
+            </w:r>
+          </w:p>
+        </w:tc>
+      </w:tr>
+      <w:tr>
+        <w:tc>
+          <w:tcPr>
+            <w:tcW w:type="dxa" w:w="1088"/>
+          </w:tcPr>
+          <w:p>
+            <w:pPr>
+              <w:spacing w:after="0"/>
+            </w:pPr>
+            <w:r>
+              <w:rPr>
+                <w:sz w:val="16"/>
+              </w:rPr>
+            </w:r>
+            <w:r>
+              <w:rPr>
+                <w:sz w:val="16"/>
+              </w:rPr>
+              <w:t>404</w:t>
+            </w:r>
+          </w:p>
+        </w:tc>
+        <w:tc>
+          <w:tcPr>
+            <w:tcW w:type="dxa" w:w="1088"/>
+          </w:tcPr>
+          <w:p>
+            <w:pPr>
+              <w:spacing w:after="0"/>
+            </w:pPr>
+            <w:r>
+              <w:rPr>
+                <w:sz w:val="16"/>
+              </w:rPr>
+            </w:r>
+            <w:r>
+              <w:rPr>
+                <w:sz w:val="16"/>
+              </w:rPr>
+              <w:t>0.889005</w:t>
+            </w:r>
+          </w:p>
+        </w:tc>
+        <w:tc>
+          <w:tcPr>
+            <w:tcW w:type="dxa" w:w="1088"/>
+          </w:tcPr>
+          <w:p>
+            <w:pPr>
+              <w:spacing w:after="0"/>
+            </w:pPr>
+            <w:r>
+              <w:rPr>
+                <w:sz w:val="16"/>
+              </w:rPr>
+            </w:r>
+            <w:r>
+              <w:rPr>
+                <w:sz w:val="16"/>
+              </w:rPr>
+              <w:t>0.888262</w:t>
+            </w:r>
+          </w:p>
+        </w:tc>
+        <w:tc>
+          <w:tcPr>
+            <w:tcW w:type="dxa" w:w="1088"/>
+          </w:tcPr>
+          <w:p>
+            <w:pPr>
+              <w:spacing w:after="0"/>
+            </w:pPr>
+            <w:r>
+              <w:rPr>
+                <w:sz w:val="16"/>
+              </w:rPr>
+            </w:r>
+            <w:r>
+              <w:rPr>
+                <w:sz w:val="16"/>
+              </w:rPr>
+              <w:t>+0.000743</w:t>
+            </w:r>
+          </w:p>
+        </w:tc>
+        <w:tc>
+          <w:tcPr>
+            <w:tcW w:type="dxa" w:w="1088"/>
+          </w:tcPr>
+          <w:p>
+            <w:pPr>
+              <w:spacing w:after="0"/>
+            </w:pPr>
+            <w:r>
+              <w:rPr>
+                <w:sz w:val="16"/>
+              </w:rPr>
+            </w:r>
+            <w:r>
+              <w:rPr>
+                <w:sz w:val="16"/>
+              </w:rPr>
+              <w:t>[-0.003057, 0.004405]</w:t>
+            </w:r>
+          </w:p>
+        </w:tc>
+        <w:tc>
+          <w:tcPr>
+            <w:tcW w:type="dxa" w:w="1088"/>
+          </w:tcPr>
+          <w:p>
+            <w:pPr>
+              <w:spacing w:after="0"/>
+            </w:pPr>
+            <w:r>
+              <w:rPr>
+                <w:sz w:val="16"/>
+              </w:rPr>
+            </w:r>
+            <w:r>
+              <w:rPr>
+                <w:sz w:val="16"/>
+              </w:rPr>
+              <w:t>13</w:t>
+            </w:r>
+          </w:p>
+        </w:tc>
+        <w:tc>
+          <w:tcPr>
+            <w:tcW w:type="dxa" w:w="1088"/>
+          </w:tcPr>
+          <w:p>
+            <w:pPr>
+              <w:spacing w:after="0"/>
+            </w:pPr>
+            <w:r>
+              <w:rPr>
+                <w:sz w:val="16"/>
+              </w:rPr>
+            </w:r>
+            <w:r>
+              <w:rPr>
+                <w:sz w:val="16"/>
+              </w:rPr>
+              <w:t>1.000</w:t>
+            </w:r>
+          </w:p>
+        </w:tc>
+        <w:tc>
+          <w:tcPr>
+            <w:tcW w:type="dxa" w:w="1088"/>
+          </w:tcPr>
+          <w:p>
+            <w:pPr>
+              <w:spacing w:after="0"/>
+            </w:pPr>
+            <w:r>
+              <w:rPr>
+                <w:sz w:val="16"/>
+              </w:rPr>
+            </w:r>
+            <w:r>
+              <w:rPr>
+                <w:sz w:val="16"/>
+              </w:rPr>
+              <w:t>等价</w:t>
+            </w:r>
+          </w:p>
+        </w:tc>
+        <w:tc>
+          <w:tcPr>
+            <w:tcW w:type="dxa" w:w="1088"/>
+          </w:tcPr>
+          <w:p>
+            <w:pPr>
+              <w:spacing w:after="0"/>
+            </w:pPr>
+            <w:r>
+              <w:rPr>
+                <w:sz w:val="16"/>
+              </w:rPr>
+            </w:r>
+            <w:r>
+              <w:rPr>
+                <w:sz w:val="16"/>
+              </w:rPr>
+              <w:t>等价</w:t>
+            </w:r>
+          </w:p>
+        </w:tc>
+      </w:tr>
+      <w:tr>
+        <w:tc>
+          <w:tcPr>
+            <w:tcW w:type="dxa" w:w="1088"/>
+          </w:tcPr>
+          <w:p>
+            <w:pPr>
+              <w:spacing w:after="0"/>
+            </w:pPr>
+            <w:r>
+              <w:rPr>
+                <w:sz w:val="16"/>
+              </w:rPr>
+            </w:r>
+            <w:r>
+              <w:rPr>
+                <w:sz w:val="16"/>
+              </w:rPr>
+              <w:t>505</w:t>
+            </w:r>
+          </w:p>
+        </w:tc>
+        <w:tc>
+          <w:tcPr>
+            <w:tcW w:type="dxa" w:w="1088"/>
+          </w:tcPr>
+          <w:p>
+            <w:pPr>
+              <w:spacing w:after="0"/>
+            </w:pPr>
+            <w:r>
+              <w:rPr>
+                <w:sz w:val="16"/>
+              </w:rPr>
+            </w:r>
+            <w:r>
+              <w:rPr>
+                <w:sz w:val="16"/>
+              </w:rPr>
+              <w:t>0.888465</w:t>
+            </w:r>
+          </w:p>
+        </w:tc>
+        <w:tc>
+          <w:tcPr>
+            <w:tcW w:type="dxa" w:w="1088"/>
+          </w:tcPr>
+          <w:p>
+            <w:pPr>
+              <w:spacing w:after="0"/>
+            </w:pPr>
+            <w:r>
+              <w:rPr>
+                <w:sz w:val="16"/>
+              </w:rPr>
+            </w:r>
+            <w:r>
+              <w:rPr>
+                <w:sz w:val="16"/>
+              </w:rPr>
+              <w:t>0.888697</w:t>
+            </w:r>
+          </w:p>
+        </w:tc>
+        <w:tc>
+          <w:tcPr>
+            <w:tcW w:type="dxa" w:w="1088"/>
+          </w:tcPr>
+          <w:p>
+            <w:pPr>
+              <w:spacing w:after="0"/>
+            </w:pPr>
+            <w:r>
+              <w:rPr>
+                <w:sz w:val="16"/>
+              </w:rPr>
+            </w:r>
+            <w:r>
+              <w:rPr>
+                <w:sz w:val="16"/>
+              </w:rPr>
+              <w:t>-0.000232</w:t>
+            </w:r>
+          </w:p>
+        </w:tc>
+        <w:tc>
+          <w:tcPr>
+            <w:tcW w:type="dxa" w:w="1088"/>
+          </w:tcPr>
+          <w:p>
+            <w:pPr>
+              <w:spacing w:after="0"/>
+            </w:pPr>
+            <w:r>
+              <w:rPr>
+                <w:sz w:val="16"/>
+              </w:rPr>
+            </w:r>
+            <w:r>
+              <w:rPr>
+                <w:sz w:val="16"/>
+              </w:rPr>
+              <w:t>[-0.004656, 0.003633]</w:t>
+            </w:r>
+          </w:p>
+        </w:tc>
+        <w:tc>
+          <w:tcPr>
+            <w:tcW w:type="dxa" w:w="1088"/>
+          </w:tcPr>
+          <w:p>
+            <w:pPr>
+              <w:spacing w:after="0"/>
+            </w:pPr>
+            <w:r>
+              <w:rPr>
+                <w:sz w:val="16"/>
+              </w:rPr>
+            </w:r>
+            <w:r>
+              <w:rPr>
+                <w:sz w:val="16"/>
+              </w:rPr>
+              <w:t>21</w:t>
+            </w:r>
+          </w:p>
+        </w:tc>
+        <w:tc>
+          <w:tcPr>
+            <w:tcW w:type="dxa" w:w="1088"/>
+          </w:tcPr>
+          <w:p>
+            <w:pPr>
+              <w:spacing w:after="0"/>
+            </w:pPr>
+            <w:r>
+              <w:rPr>
+                <w:sz w:val="16"/>
+              </w:rPr>
+            </w:r>
+            <w:r>
+              <w:rPr>
+                <w:sz w:val="16"/>
+              </w:rPr>
+              <w:t>0.189</w:t>
+            </w:r>
+          </w:p>
+        </w:tc>
+        <w:tc>
+          <w:tcPr>
+            <w:tcW w:type="dxa" w:w="1088"/>
+          </w:tcPr>
+          <w:p>
+            <w:pPr>
+              <w:spacing w:after="0"/>
+            </w:pPr>
+            <w:r>
+              <w:rPr>
+                <w:sz w:val="16"/>
+              </w:rPr>
+            </w:r>
+            <w:r>
+              <w:rPr>
+                <w:sz w:val="16"/>
+              </w:rPr>
+              <w:t>等价</w:t>
+            </w:r>
+          </w:p>
+        </w:tc>
+        <w:tc>
+          <w:tcPr>
+            <w:tcW w:type="dxa" w:w="1088"/>
+          </w:tcPr>
+          <w:p>
+            <w:pPr>
+              <w:spacing w:after="0"/>
+            </w:pPr>
+            <w:r>
+              <w:rPr>
+                <w:sz w:val="16"/>
+              </w:rPr>
+            </w:r>
+            <w:r>
+              <w:rPr>
+                <w:sz w:val="16"/>
+              </w:rPr>
+              <w:t>等价</w:t>
+            </w:r>
+          </w:p>
+        </w:tc>
+      </w:tr>
+    </w:tbl>
+    <w:p>
+      <w:pPr>
+        <w:spacing w:after="40"/>
+      </w:pPr>
+    </w:p>
+    <w:p>
+      <w:pPr>
+        <w:pStyle w:val="ListBullet"/>
+      </w:pPr>
+      <w:r>
+        <w:rPr>
+          <w:b/>
+        </w:rPr>
+        <w:t>方向</w:t>
+      </w:r>
+      <w:r>
+        <w:t>：5 个种子支持条件加权、5 个支持等权（无并列），不是某个种子拖出来的结论；</w:t>
+      </w:r>
+    </w:p>
+    <w:p>
+      <w:pPr>
+        <w:pStyle w:val="ListBullet"/>
+      </w:pPr>
+      <w:r>
+        <w:rPr>
+          <w:b/>
+        </w:rPr>
+        <w:t>等价</w:t>
+      </w:r>
+      <w:r>
+        <w:t>：0.005 边界 9/10 个种子已等价，0.01 边界 10/10；</w:t>
+      </w:r>
+    </w:p>
+    <w:p>
+      <w:pPr>
+        <w:pStyle w:val="ListBullet"/>
+      </w:pPr>
+      <w:r>
+        <w:rPr>
+          <w:b/>
+        </w:rPr>
+        <w:t>逐行</w:t>
+      </w:r>
+      <w:r>
+        <w:t>：每次比较只有 6–21 行预测不同（占 7 986 行的 0.08%–0.26%），McNemar p 值 0.146–1.000，没有一次达到显著；</w:t>
+      </w:r>
+    </w:p>
+    <w:p>
+      <w:pPr>
+        <w:pStyle w:val="ListBullet"/>
+      </w:pPr>
+      <w:r>
+        <w:rPr>
+          <w:b/>
+        </w:rPr>
+        <w:t>效应量</w:t>
+      </w:r>
+      <w:r>
+        <w:t>：Cohen's dz = -0.396，相对差 -0.051%；</w:t>
+      </w:r>
+    </w:p>
+    <w:p>
+      <w:pPr>
+        <w:pStyle w:val="ListBullet"/>
+      </w:pPr>
+      <w:r>
+        <w:rPr>
+          <w:b/>
+        </w:rPr>
+        <w:t>功效</w:t>
+      </w:r>
+      <w:r>
+        <w:t>：十个种子下 80% 功效可检出的最小差为 0.001146，说明「不显著」本身不构成证据，必须用等价检验；</w:t>
+      </w:r>
+    </w:p>
+    <w:p>
+      <w:pPr>
+        <w:pStyle w:val="ListBullet"/>
+      </w:pPr>
+      <w:r>
+        <w:rPr>
+          <w:b/>
+        </w:rPr>
+        <w:t>全语料</w:t>
+      </w:r>
+      <w:r>
+        <w:t>：差值 -0.005533，逐种子预测不一致行数平均 216、最多 392 行（测试 364 426 行），方向十次全负。</w:t>
+      </w:r>
+    </w:p>
+    <w:p>
+      <w:pPr>
+        <w:pStyle w:val="Heading2"/>
+      </w:pPr>
+      <w:r>
+        <w:t>4.3 机制：为什么权重动不了预测</w:t>
       </w:r>
     </w:p>
     <w:p>
@@ -1258,10 +4095,34 @@
     </w:p>
     <w:p>
       <w:pPr>
+        <w:pStyle w:val="ListBullet"/>
+      </w:pPr>
+      <w:r>
+        <w:t>权重弥散的二阶刻画：式 (3)/(4) 的一阶与二阶展开预测熵亏分别为 3.365e-05 与 3.187e-05，实测 3.237e-05（相对误差 4.0% / 1.5%）；风险偏移的中位标准差 0.000220；</w:t>
+      </w:r>
+    </w:p>
+    <w:p>
+      <w:pPr>
+        <w:pStyle w:val="ListBullet"/>
+      </w:pPr>
+      <w:r>
+        <w:t>门控锁定的配置是 cv=3、C=1、描述子 margin（验证集 Macro-F1 0.896006 ± 0.000202），选择只发生在验证集，测试集全程未参与；</w:t>
+      </w:r>
+    </w:p>
+    <w:p>
+      <w:pPr>
+        <w:pStyle w:val="ListBullet"/>
+      </w:pPr>
+      <w:r>
+        <w:t>专家集合的分歧率决定增益大小：当专家两两分歧率降到 0.2%–0.4% 时，结构上不可能产生增益（命题 1 的失效区间）；本文的主实验正落在该区间内。</w:t>
+      </w:r>
+    </w:p>
+    <w:p>
+      <w:pPr>
         <w:pStyle w:val="Heading2"/>
       </w:pPr>
       <w:r>
-        <w:t>4.3 代价、开放集与外部基准</w:t>
+        <w:t>4.4 先验、外部基准与文件级外推</w:t>
       </w:r>
     </w:p>
     <w:p>
@@ -1272,10 +4133,1238 @@
         <w:rPr>
           <w:b/>
         </w:rPr>
-        <w:t>代价</w:t>
+        <w:t>类别先验是最大的单一效应</w:t>
       </w:r>
       <w:r>
-        <w:t>：同等总体下条件加权的训练耗时约为等权森林的 80 倍（截断总体），全语料为 175 倍；模型体积 4.1 倍、批量推理 5.3 倍；在误报漏报代价比 1–100 内没有代价敏感优势。</w:t>
+        <w:t>：平衡控制总体（3 365 条、三类等量、测试 505 条）Macro-F1 0.961807、覆盖率 0.921，比自然先验的 0.889278 高 0.0725——比聚合规则差异大约两个数量级；</w:t>
+      </w:r>
+    </w:p>
+    <w:tbl>
+      <w:tblPr>
+        <w:tblStyle w:val="TableGrid"/>
+        <w:tblW w:type="auto" w:w="0"/>
+        <w:tblLook w:firstColumn="1" w:firstRow="1" w:lastColumn="0" w:lastRow="0" w:noHBand="0" w:noVBand="1" w:val="04A0"/>
+        <w:tblBorders>
+          <w:top w:val="single" w:sz="6" w:space="0" w:color="000000"/>
+          <w:left w:val="none" w:sz="0" w:space="0" w:color="auto"/>
+          <w:bottom w:val="single" w:sz="6" w:space="0" w:color="000000"/>
+          <w:right w:val="none" w:sz="0" w:space="0" w:color="auto"/>
+          <w:insideH w:val="single" w:sz="6" w:space="0" w:color="000000"/>
+          <w:insideV w:val="none" w:sz="0" w:space="0" w:color="auto"/>
+        </w:tblBorders>
+      </w:tblPr>
+      <w:tblGrid>
+        <w:gridCol w:w="1399"/>
+        <w:gridCol w:w="1399"/>
+        <w:gridCol w:w="1399"/>
+        <w:gridCol w:w="1399"/>
+        <w:gridCol w:w="1399"/>
+        <w:gridCol w:w="1399"/>
+        <w:gridCol w:w="1399"/>
+      </w:tblGrid>
+      <w:tr>
+        <w:tc>
+          <w:tcPr>
+            <w:tcW w:type="dxa" w:w="1399"/>
+          </w:tcPr>
+          <w:p>
+            <w:pPr>
+              <w:spacing w:after="0"/>
+            </w:pPr>
+            <w:r>
+              <w:rPr>
+                <w:sz w:val="16"/>
+              </w:rPr>
+            </w:r>
+            <w:r>
+              <w:rPr>
+                <w:b/>
+                <w:sz w:val="16"/>
+              </w:rPr>
+              <w:t>外部基准（三种子）</w:t>
+            </w:r>
+          </w:p>
+        </w:tc>
+        <w:tc>
+          <w:tcPr>
+            <w:tcW w:type="dxa" w:w="1399"/>
+          </w:tcPr>
+          <w:p>
+            <w:pPr>
+              <w:spacing w:after="0"/>
+            </w:pPr>
+            <w:r>
+              <w:rPr>
+                <w:sz w:val="16"/>
+              </w:rPr>
+            </w:r>
+            <w:r>
+              <w:rPr>
+                <w:b/>
+                <w:sz w:val="16"/>
+              </w:rPr>
+              <w:t>测试行</w:t>
+            </w:r>
+          </w:p>
+        </w:tc>
+        <w:tc>
+          <w:tcPr>
+            <w:tcW w:type="dxa" w:w="1399"/>
+          </w:tcPr>
+          <w:p>
+            <w:pPr>
+              <w:spacing w:after="0"/>
+            </w:pPr>
+            <w:r>
+              <w:rPr>
+                <w:sz w:val="16"/>
+              </w:rPr>
+            </w:r>
+            <w:r>
+              <w:rPr>
+                <w:b/>
+                <w:sz w:val="16"/>
+              </w:rPr>
+              <w:t>Macro-F1</w:t>
+            </w:r>
+          </w:p>
+        </w:tc>
+        <w:tc>
+          <w:tcPr>
+            <w:tcW w:type="dxa" w:w="1399"/>
+          </w:tcPr>
+          <w:p>
+            <w:pPr>
+              <w:spacing w:after="0"/>
+            </w:pPr>
+            <w:r>
+              <w:rPr>
+                <w:sz w:val="16"/>
+              </w:rPr>
+            </w:r>
+            <w:r>
+              <w:rPr>
+                <w:b/>
+                <w:sz w:val="16"/>
+              </w:rPr>
+              <w:t>准确率</w:t>
+            </w:r>
+          </w:p>
+        </w:tc>
+        <w:tc>
+          <w:tcPr>
+            <w:tcW w:type="dxa" w:w="1399"/>
+          </w:tcPr>
+          <w:p>
+            <w:pPr>
+              <w:spacing w:after="0"/>
+            </w:pPr>
+            <w:r>
+              <w:rPr>
+                <w:sz w:val="16"/>
+              </w:rPr>
+            </w:r>
+            <w:r>
+              <w:rPr>
+                <w:b/>
+                <w:sz w:val="16"/>
+              </w:rPr>
+              <w:t>平衡准确率</w:t>
+            </w:r>
+          </w:p>
+        </w:tc>
+        <w:tc>
+          <w:tcPr>
+            <w:tcW w:type="dxa" w:w="1399"/>
+          </w:tcPr>
+          <w:p>
+            <w:pPr>
+              <w:spacing w:after="0"/>
+            </w:pPr>
+            <w:r>
+              <w:rPr>
+                <w:sz w:val="16"/>
+              </w:rPr>
+            </w:r>
+            <w:r>
+              <w:rPr>
+                <w:b/>
+                <w:sz w:val="16"/>
+              </w:rPr>
+              <w:t>覆盖率</w:t>
+            </w:r>
+          </w:p>
+        </w:tc>
+        <w:tc>
+          <w:tcPr>
+            <w:tcW w:type="dxa" w:w="1399"/>
+          </w:tcPr>
+          <w:p>
+            <w:pPr>
+              <w:spacing w:after="0"/>
+            </w:pPr>
+            <w:r>
+              <w:rPr>
+                <w:sz w:val="16"/>
+              </w:rPr>
+            </w:r>
+            <w:r>
+              <w:rPr>
+                <w:b/>
+                <w:sz w:val="16"/>
+              </w:rPr>
+              <w:t>说明</w:t>
+            </w:r>
+          </w:p>
+        </w:tc>
+      </w:tr>
+      <w:tr>
+        <w:tc>
+          <w:tcPr>
+            <w:tcW w:type="dxa" w:w="1399"/>
+          </w:tcPr>
+          <w:p>
+            <w:pPr>
+              <w:spacing w:after="0"/>
+            </w:pPr>
+            <w:r>
+              <w:rPr>
+                <w:sz w:val="16"/>
+              </w:rPr>
+            </w:r>
+            <w:r>
+              <w:rPr>
+                <w:sz w:val="16"/>
+              </w:rPr>
+              <w:t>NSL-KDD（原生标签）</w:t>
+            </w:r>
+          </w:p>
+        </w:tc>
+        <w:tc>
+          <w:tcPr>
+            <w:tcW w:type="dxa" w:w="1399"/>
+          </w:tcPr>
+          <w:p>
+            <w:pPr>
+              <w:spacing w:after="0"/>
+            </w:pPr>
+            <w:r>
+              <w:rPr>
+                <w:sz w:val="16"/>
+              </w:rPr>
+            </w:r>
+            <w:r>
+              <w:rPr>
+                <w:sz w:val="16"/>
+              </w:rPr>
+              <w:t>22,544</w:t>
+            </w:r>
+          </w:p>
+        </w:tc>
+        <w:tc>
+          <w:tcPr>
+            <w:tcW w:type="dxa" w:w="1399"/>
+          </w:tcPr>
+          <w:p>
+            <w:pPr>
+              <w:spacing w:after="0"/>
+            </w:pPr>
+            <w:r>
+              <w:rPr>
+                <w:sz w:val="16"/>
+              </w:rPr>
+            </w:r>
+            <w:r>
+              <w:rPr>
+                <w:sz w:val="16"/>
+              </w:rPr>
+              <w:t>0.514697</w:t>
+            </w:r>
+          </w:p>
+        </w:tc>
+        <w:tc>
+          <w:tcPr>
+            <w:tcW w:type="dxa" w:w="1399"/>
+          </w:tcPr>
+          <w:p>
+            <w:pPr>
+              <w:spacing w:after="0"/>
+            </w:pPr>
+            <w:r>
+              <w:rPr>
+                <w:sz w:val="16"/>
+              </w:rPr>
+            </w:r>
+            <w:r>
+              <w:rPr>
+                <w:sz w:val="16"/>
+              </w:rPr>
+              <w:t>0.748</w:t>
+            </w:r>
+          </w:p>
+        </w:tc>
+        <w:tc>
+          <w:tcPr>
+            <w:tcW w:type="dxa" w:w="1399"/>
+          </w:tcPr>
+          <w:p>
+            <w:pPr>
+              <w:spacing w:after="0"/>
+            </w:pPr>
+            <w:r>
+              <w:rPr>
+                <w:sz w:val="16"/>
+              </w:rPr>
+            </w:r>
+            <w:r>
+              <w:rPr>
+                <w:sz w:val="16"/>
+              </w:rPr>
+              <w:t>0.493</w:t>
+            </w:r>
+          </w:p>
+        </w:tc>
+        <w:tc>
+          <w:tcPr>
+            <w:tcW w:type="dxa" w:w="1399"/>
+          </w:tcPr>
+          <w:p>
+            <w:pPr>
+              <w:spacing w:after="0"/>
+            </w:pPr>
+            <w:r>
+              <w:rPr>
+                <w:sz w:val="16"/>
+              </w:rPr>
+            </w:r>
+            <w:r>
+              <w:rPr>
+                <w:sz w:val="16"/>
+              </w:rPr>
+              <w:t>0.620</w:t>
+            </w:r>
+          </w:p>
+        </w:tc>
+        <w:tc>
+          <w:tcPr>
+            <w:tcW w:type="dxa" w:w="1399"/>
+          </w:tcPr>
+          <w:p>
+            <w:pPr>
+              <w:spacing w:after="0"/>
+            </w:pPr>
+            <w:r>
+              <w:rPr>
+                <w:sz w:val="16"/>
+              </w:rPr>
+            </w:r>
+            <w:r>
+              <w:rPr>
+                <w:sz w:val="16"/>
+              </w:rPr>
+              <w:t>准确率靠多数类，平衡准确率接近随机</w:t>
+            </w:r>
+          </w:p>
+        </w:tc>
+      </w:tr>
+      <w:tr>
+        <w:tc>
+          <w:tcPr>
+            <w:tcW w:type="dxa" w:w="1399"/>
+          </w:tcPr>
+          <w:p>
+            <w:pPr>
+              <w:spacing w:after="0"/>
+            </w:pPr>
+            <w:r>
+              <w:rPr>
+                <w:sz w:val="16"/>
+              </w:rPr>
+            </w:r>
+            <w:r>
+              <w:rPr>
+                <w:sz w:val="16"/>
+              </w:rPr>
+              <w:t>UNSW-NB15（原生标签）</w:t>
+            </w:r>
+          </w:p>
+        </w:tc>
+        <w:tc>
+          <w:tcPr>
+            <w:tcW w:type="dxa" w:w="1399"/>
+          </w:tcPr>
+          <w:p>
+            <w:pPr>
+              <w:spacing w:after="0"/>
+            </w:pPr>
+            <w:r>
+              <w:rPr>
+                <w:sz w:val="16"/>
+              </w:rPr>
+            </w:r>
+            <w:r>
+              <w:rPr>
+                <w:sz w:val="16"/>
+              </w:rPr>
+              <w:t>82,332</w:t>
+            </w:r>
+          </w:p>
+        </w:tc>
+        <w:tc>
+          <w:tcPr>
+            <w:tcW w:type="dxa" w:w="1399"/>
+          </w:tcPr>
+          <w:p>
+            <w:pPr>
+              <w:spacing w:after="0"/>
+            </w:pPr>
+            <w:r>
+              <w:rPr>
+                <w:sz w:val="16"/>
+              </w:rPr>
+            </w:r>
+            <w:r>
+              <w:rPr>
+                <w:sz w:val="16"/>
+              </w:rPr>
+              <w:t>0.493310</w:t>
+            </w:r>
+          </w:p>
+        </w:tc>
+        <w:tc>
+          <w:tcPr>
+            <w:tcW w:type="dxa" w:w="1399"/>
+          </w:tcPr>
+          <w:p>
+            <w:pPr>
+              <w:spacing w:after="0"/>
+            </w:pPr>
+            <w:r>
+              <w:rPr>
+                <w:sz w:val="16"/>
+              </w:rPr>
+            </w:r>
+            <w:r>
+              <w:rPr>
+                <w:sz w:val="16"/>
+              </w:rPr>
+              <w:t>0.715</w:t>
+            </w:r>
+          </w:p>
+        </w:tc>
+        <w:tc>
+          <w:tcPr>
+            <w:tcW w:type="dxa" w:w="1399"/>
+          </w:tcPr>
+          <w:p>
+            <w:pPr>
+              <w:spacing w:after="0"/>
+            </w:pPr>
+            <w:r>
+              <w:rPr>
+                <w:sz w:val="16"/>
+              </w:rPr>
+            </w:r>
+            <w:r>
+              <w:rPr>
+                <w:sz w:val="16"/>
+              </w:rPr>
+              <w:t>0.567</w:t>
+            </w:r>
+          </w:p>
+        </w:tc>
+        <w:tc>
+          <w:tcPr>
+            <w:tcW w:type="dxa" w:w="1399"/>
+          </w:tcPr>
+          <w:p>
+            <w:pPr>
+              <w:spacing w:after="0"/>
+            </w:pPr>
+            <w:r>
+              <w:rPr>
+                <w:sz w:val="16"/>
+              </w:rPr>
+            </w:r>
+            <w:r>
+              <w:rPr>
+                <w:sz w:val="16"/>
+              </w:rPr>
+              <w:t>0.896</w:t>
+            </w:r>
+          </w:p>
+        </w:tc>
+        <w:tc>
+          <w:tcPr>
+            <w:tcW w:type="dxa" w:w="1399"/>
+          </w:tcPr>
+          <w:p>
+            <w:pPr>
+              <w:spacing w:after="0"/>
+            </w:pPr>
+            <w:r>
+              <w:rPr>
+                <w:sz w:val="16"/>
+              </w:rPr>
+            </w:r>
+            <w:r>
+              <w:rPr>
+                <w:sz w:val="16"/>
+              </w:rPr>
+              <w:t>二分类偏置下的独立验证</w:t>
+            </w:r>
+          </w:p>
+        </w:tc>
+      </w:tr>
+      <w:tr>
+        <w:tc>
+          <w:tcPr>
+            <w:tcW w:type="dxa" w:w="1399"/>
+          </w:tcPr>
+          <w:p>
+            <w:pPr>
+              <w:spacing w:after="0"/>
+            </w:pPr>
+            <w:r>
+              <w:rPr>
+                <w:sz w:val="16"/>
+              </w:rPr>
+            </w:r>
+            <w:r>
+              <w:rPr>
+                <w:sz w:val="16"/>
+              </w:rPr>
+              <w:t>N-BaIoT（IoT 僵尸网络）</w:t>
+            </w:r>
+          </w:p>
+        </w:tc>
+        <w:tc>
+          <w:tcPr>
+            <w:tcW w:type="dxa" w:w="1399"/>
+          </w:tcPr>
+          <w:p>
+            <w:pPr>
+              <w:spacing w:after="0"/>
+            </w:pPr>
+            <w:r>
+              <w:rPr>
+                <w:sz w:val="16"/>
+              </w:rPr>
+            </w:r>
+            <w:r>
+              <w:rPr>
+                <w:sz w:val="16"/>
+              </w:rPr>
+              <w:t>27,000</w:t>
+            </w:r>
+          </w:p>
+        </w:tc>
+        <w:tc>
+          <w:tcPr>
+            <w:tcW w:type="dxa" w:w="1399"/>
+          </w:tcPr>
+          <w:p>
+            <w:pPr>
+              <w:spacing w:after="0"/>
+            </w:pPr>
+            <w:r>
+              <w:rPr>
+                <w:sz w:val="16"/>
+              </w:rPr>
+            </w:r>
+            <w:r>
+              <w:rPr>
+                <w:sz w:val="16"/>
+              </w:rPr>
+              <w:t>0.999988</w:t>
+            </w:r>
+          </w:p>
+        </w:tc>
+        <w:tc>
+          <w:tcPr>
+            <w:tcW w:type="dxa" w:w="1399"/>
+          </w:tcPr>
+          <w:p>
+            <w:pPr>
+              <w:spacing w:after="0"/>
+            </w:pPr>
+            <w:r>
+              <w:rPr>
+                <w:sz w:val="16"/>
+              </w:rPr>
+            </w:r>
+            <w:r>
+              <w:rPr>
+                <w:sz w:val="16"/>
+              </w:rPr>
+              <w:t>1.000</w:t>
+            </w:r>
+          </w:p>
+        </w:tc>
+        <w:tc>
+          <w:tcPr>
+            <w:tcW w:type="dxa" w:w="1399"/>
+          </w:tcPr>
+          <w:p>
+            <w:pPr>
+              <w:spacing w:after="0"/>
+            </w:pPr>
+            <w:r>
+              <w:rPr>
+                <w:sz w:val="16"/>
+              </w:rPr>
+            </w:r>
+            <w:r>
+              <w:rPr>
+                <w:sz w:val="16"/>
+              </w:rPr>
+              <w:t>1.000</w:t>
+            </w:r>
+          </w:p>
+        </w:tc>
+        <w:tc>
+          <w:tcPr>
+            <w:tcW w:type="dxa" w:w="1399"/>
+          </w:tcPr>
+          <w:p>
+            <w:pPr>
+              <w:spacing w:after="0"/>
+            </w:pPr>
+            <w:r>
+              <w:rPr>
+                <w:sz w:val="16"/>
+              </w:rPr>
+            </w:r>
+            <w:r>
+              <w:rPr>
+                <w:sz w:val="16"/>
+              </w:rPr>
+              <w:t>0.980</w:t>
+            </w:r>
+          </w:p>
+        </w:tc>
+        <w:tc>
+          <w:tcPr>
+            <w:tcW w:type="dxa" w:w="1399"/>
+          </w:tcPr>
+          <w:p>
+            <w:pPr>
+              <w:spacing w:after="0"/>
+            </w:pPr>
+            <w:r>
+              <w:rPr>
+                <w:sz w:val="16"/>
+              </w:rPr>
+            </w:r>
+            <w:r>
+              <w:rPr>
+                <w:sz w:val="16"/>
+              </w:rPr>
+              <w:t>已饱和，用于检验机制惰性</w:t>
+            </w:r>
+          </w:p>
+        </w:tc>
+      </w:tr>
+    </w:tbl>
+    <w:p>
+      <w:pPr>
+        <w:spacing w:after="40"/>
+      </w:pPr>
+    </w:p>
+    <w:p>
+      <w:pPr>
+        <w:pStyle w:val="ListBullet"/>
+      </w:pPr>
+      <w:r>
+        <w:rPr>
+          <w:b/>
+        </w:rPr>
+        <w:t>文件级外推</w:t>
+      </w:r>
+      <w:r>
+        <w:t>：把周一至周五的每个原始文件作为留出集时，已知类 Macro-F1 覆盖 0.3325–0.9997；文件之间的差异（同一模型、同一协议）比聚合规则差异大两到三个数量级，说明「换一天的数据」远比比「换聚合规则」重要。</w:t>
+      </w:r>
+    </w:p>
+    <w:p>
+      <w:pPr>
+        <w:pStyle w:val="Heading2"/>
+      </w:pPr>
+      <w:r>
+        <w:t>4.5 代价与开放集</w:t>
+      </w:r>
+    </w:p>
+    <w:p>
+      <w:pPr>
+        <w:pStyle w:val="ListBullet"/>
+      </w:pPr>
+      <w:r>
+        <w:rPr>
+          <w:b/>
+        </w:rPr>
+        <w:t>训练与推理代价</w:t>
+      </w:r>
+      <w:r>
+        <w:t>（同一台机器、同一批测试行）：</w:t>
+      </w:r>
+    </w:p>
+    <w:tbl>
+      <w:tblPr>
+        <w:tblStyle w:val="TableGrid"/>
+        <w:tblW w:type="auto" w:w="0"/>
+        <w:tblLook w:firstColumn="1" w:firstRow="1" w:lastColumn="0" w:lastRow="0" w:noHBand="0" w:noVBand="1" w:val="04A0"/>
+        <w:tblBorders>
+          <w:top w:val="single" w:sz="6" w:space="0" w:color="000000"/>
+          <w:left w:val="none" w:sz="0" w:space="0" w:color="auto"/>
+          <w:bottom w:val="single" w:sz="6" w:space="0" w:color="000000"/>
+          <w:right w:val="none" w:sz="0" w:space="0" w:color="auto"/>
+          <w:insideH w:val="single" w:sz="6" w:space="0" w:color="000000"/>
+          <w:insideV w:val="none" w:sz="0" w:space="0" w:color="auto"/>
+        </w:tblBorders>
+      </w:tblPr>
+      <w:tblGrid>
+        <w:gridCol w:w="2448"/>
+        <w:gridCol w:w="2448"/>
+        <w:gridCol w:w="2448"/>
+        <w:gridCol w:w="2448"/>
+      </w:tblGrid>
+      <w:tr>
+        <w:tc>
+          <w:tcPr>
+            <w:tcW w:type="dxa" w:w="2448"/>
+          </w:tcPr>
+          <w:p>
+            <w:pPr>
+              <w:spacing w:after="0"/>
+            </w:pPr>
+            <w:r>
+              <w:rPr>
+                <w:sz w:val="16"/>
+              </w:rPr>
+            </w:r>
+            <w:r>
+              <w:rPr>
+                <w:b/>
+                <w:sz w:val="16"/>
+              </w:rPr>
+              <w:t>项目</w:t>
+            </w:r>
+          </w:p>
+        </w:tc>
+        <w:tc>
+          <w:tcPr>
+            <w:tcW w:type="dxa" w:w="2448"/>
+          </w:tcPr>
+          <w:p>
+            <w:pPr>
+              <w:spacing w:after="0"/>
+            </w:pPr>
+            <w:r>
+              <w:rPr>
+                <w:sz w:val="16"/>
+              </w:rPr>
+            </w:r>
+            <w:r>
+              <w:rPr>
+                <w:b/>
+                <w:sz w:val="16"/>
+              </w:rPr>
+              <w:t>条件加权 RCCF</w:t>
+            </w:r>
+          </w:p>
+        </w:tc>
+        <w:tc>
+          <w:tcPr>
+            <w:tcW w:type="dxa" w:w="2448"/>
+          </w:tcPr>
+          <w:p>
+            <w:pPr>
+              <w:spacing w:after="0"/>
+            </w:pPr>
+            <w:r>
+              <w:rPr>
+                <w:sz w:val="16"/>
+              </w:rPr>
+            </w:r>
+            <w:r>
+              <w:rPr>
+                <w:b/>
+                <w:sz w:val="16"/>
+              </w:rPr>
+              <w:t>等权 χ² 森林</w:t>
+            </w:r>
+          </w:p>
+        </w:tc>
+        <w:tc>
+          <w:tcPr>
+            <w:tcW w:type="dxa" w:w="2448"/>
+          </w:tcPr>
+          <w:p>
+            <w:pPr>
+              <w:spacing w:after="0"/>
+            </w:pPr>
+            <w:r>
+              <w:rPr>
+                <w:sz w:val="16"/>
+              </w:rPr>
+            </w:r>
+            <w:r>
+              <w:rPr>
+                <w:b/>
+                <w:sz w:val="16"/>
+              </w:rPr>
+              <w:t>倍数</w:t>
+            </w:r>
+          </w:p>
+        </w:tc>
+      </w:tr>
+      <w:tr>
+        <w:tc>
+          <w:tcPr>
+            <w:tcW w:type="dxa" w:w="2448"/>
+          </w:tcPr>
+          <w:p>
+            <w:pPr>
+              <w:spacing w:after="0"/>
+            </w:pPr>
+            <w:r>
+              <w:rPr>
+                <w:sz w:val="16"/>
+              </w:rPr>
+            </w:r>
+            <w:r>
+              <w:rPr>
+                <w:sz w:val="16"/>
+              </w:rPr>
+              <w:t>训练耗时（截断总体，单种子平均）</w:t>
+            </w:r>
+          </w:p>
+        </w:tc>
+        <w:tc>
+          <w:tcPr>
+            <w:tcW w:type="dxa" w:w="2448"/>
+          </w:tcPr>
+          <w:p>
+            <w:pPr>
+              <w:spacing w:after="0"/>
+            </w:pPr>
+            <w:r>
+              <w:rPr>
+                <w:sz w:val="16"/>
+              </w:rPr>
+            </w:r>
+            <w:r>
+              <w:rPr>
+                <w:sz w:val="16"/>
+              </w:rPr>
+              <w:t>93.26 s</w:t>
+            </w:r>
+          </w:p>
+        </w:tc>
+        <w:tc>
+          <w:tcPr>
+            <w:tcW w:type="dxa" w:w="2448"/>
+          </w:tcPr>
+          <w:p>
+            <w:pPr>
+              <w:spacing w:after="0"/>
+            </w:pPr>
+            <w:r>
+              <w:rPr>
+                <w:sz w:val="16"/>
+              </w:rPr>
+            </w:r>
+            <w:r>
+              <w:rPr>
+                <w:sz w:val="16"/>
+              </w:rPr>
+              <w:t>1.16 s</w:t>
+            </w:r>
+          </w:p>
+        </w:tc>
+        <w:tc>
+          <w:tcPr>
+            <w:tcW w:type="dxa" w:w="2448"/>
+          </w:tcPr>
+          <w:p>
+            <w:pPr>
+              <w:spacing w:after="0"/>
+            </w:pPr>
+            <w:r>
+              <w:rPr>
+                <w:sz w:val="16"/>
+              </w:rPr>
+            </w:r>
+            <w:r>
+              <w:rPr>
+                <w:sz w:val="16"/>
+              </w:rPr>
+              <w:t>×80</w:t>
+            </w:r>
+          </w:p>
+        </w:tc>
+      </w:tr>
+      <w:tr>
+        <w:tc>
+          <w:tcPr>
+            <w:tcW w:type="dxa" w:w="2448"/>
+          </w:tcPr>
+          <w:p>
+            <w:pPr>
+              <w:spacing w:after="0"/>
+            </w:pPr>
+            <w:r>
+              <w:rPr>
+                <w:sz w:val="16"/>
+              </w:rPr>
+            </w:r>
+            <w:r>
+              <w:rPr>
+                <w:sz w:val="16"/>
+              </w:rPr>
+              <w:t>训练耗时（全语料，单种子平均）</w:t>
+            </w:r>
+          </w:p>
+        </w:tc>
+        <w:tc>
+          <w:tcPr>
+            <w:tcW w:type="dxa" w:w="2448"/>
+          </w:tcPr>
+          <w:p>
+            <w:pPr>
+              <w:spacing w:after="0"/>
+            </w:pPr>
+            <w:r>
+              <w:rPr>
+                <w:sz w:val="16"/>
+              </w:rPr>
+            </w:r>
+            <w:r>
+              <w:rPr>
+                <w:sz w:val="16"/>
+              </w:rPr>
+              <w:t>4.1 h</w:t>
+            </w:r>
+          </w:p>
+        </w:tc>
+        <w:tc>
+          <w:tcPr>
+            <w:tcW w:type="dxa" w:w="2448"/>
+          </w:tcPr>
+          <w:p>
+            <w:pPr>
+              <w:spacing w:after="0"/>
+            </w:pPr>
+            <w:r>
+              <w:rPr>
+                <w:sz w:val="16"/>
+              </w:rPr>
+            </w:r>
+            <w:r>
+              <w:rPr>
+                <w:sz w:val="16"/>
+              </w:rPr>
+              <w:t>85.3 s</w:t>
+            </w:r>
+          </w:p>
+        </w:tc>
+        <w:tc>
+          <w:tcPr>
+            <w:tcW w:type="dxa" w:w="2448"/>
+          </w:tcPr>
+          <w:p>
+            <w:pPr>
+              <w:spacing w:after="0"/>
+            </w:pPr>
+            <w:r>
+              <w:rPr>
+                <w:sz w:val="16"/>
+              </w:rPr>
+            </w:r>
+            <w:r>
+              <w:rPr>
+                <w:sz w:val="16"/>
+              </w:rPr>
+              <w:t>×175</w:t>
+            </w:r>
+          </w:p>
+        </w:tc>
+      </w:tr>
+      <w:tr>
+        <w:tc>
+          <w:tcPr>
+            <w:tcW w:type="dxa" w:w="2448"/>
+          </w:tcPr>
+          <w:p>
+            <w:pPr>
+              <w:spacing w:after="0"/>
+            </w:pPr>
+            <w:r>
+              <w:rPr>
+                <w:sz w:val="16"/>
+              </w:rPr>
+            </w:r>
+            <w:r>
+              <w:rPr>
+                <w:sz w:val="16"/>
+              </w:rPr>
+              <w:t>模型体积</w:t>
+            </w:r>
+          </w:p>
+        </w:tc>
+        <w:tc>
+          <w:tcPr>
+            <w:tcW w:type="dxa" w:w="2448"/>
+          </w:tcPr>
+          <w:p>
+            <w:pPr>
+              <w:spacing w:after="0"/>
+            </w:pPr>
+            <w:r>
+              <w:rPr>
+                <w:sz w:val="16"/>
+              </w:rPr>
+            </w:r>
+            <w:r>
+              <w:rPr>
+                <w:sz w:val="16"/>
+              </w:rPr>
+              <w:t>9.09 MB</w:t>
+            </w:r>
+          </w:p>
+        </w:tc>
+        <w:tc>
+          <w:tcPr>
+            <w:tcW w:type="dxa" w:w="2448"/>
+          </w:tcPr>
+          <w:p>
+            <w:pPr>
+              <w:spacing w:after="0"/>
+            </w:pPr>
+            <w:r>
+              <w:rPr>
+                <w:sz w:val="16"/>
+              </w:rPr>
+            </w:r>
+            <w:r>
+              <w:rPr>
+                <w:sz w:val="16"/>
+              </w:rPr>
+              <w:t>2.21 MB</w:t>
+            </w:r>
+          </w:p>
+        </w:tc>
+        <w:tc>
+          <w:tcPr>
+            <w:tcW w:type="dxa" w:w="2448"/>
+          </w:tcPr>
+          <w:p>
+            <w:pPr>
+              <w:spacing w:after="0"/>
+            </w:pPr>
+            <w:r>
+              <w:rPr>
+                <w:sz w:val="16"/>
+              </w:rPr>
+            </w:r>
+            <w:r>
+              <w:rPr>
+                <w:sz w:val="16"/>
+              </w:rPr>
+              <w:t>×4.1</w:t>
+            </w:r>
+          </w:p>
+        </w:tc>
+      </w:tr>
+      <w:tr>
+        <w:tc>
+          <w:tcPr>
+            <w:tcW w:type="dxa" w:w="2448"/>
+          </w:tcPr>
+          <w:p>
+            <w:pPr>
+              <w:spacing w:after="0"/>
+            </w:pPr>
+            <w:r>
+              <w:rPr>
+                <w:sz w:val="16"/>
+              </w:rPr>
+            </w:r>
+            <w:r>
+              <w:rPr>
+                <w:sz w:val="16"/>
+              </w:rPr>
+              <w:t>批量吞吐</w:t>
+            </w:r>
+          </w:p>
+        </w:tc>
+        <w:tc>
+          <w:tcPr>
+            <w:tcW w:type="dxa" w:w="2448"/>
+          </w:tcPr>
+          <w:p>
+            <w:pPr>
+              <w:spacing w:after="0"/>
+            </w:pPr>
+            <w:r>
+              <w:rPr>
+                <w:sz w:val="16"/>
+              </w:rPr>
+            </w:r>
+            <w:r>
+              <w:rPr>
+                <w:sz w:val="16"/>
+              </w:rPr>
+              <w:t>43,064 行/秒</w:t>
+            </w:r>
+          </w:p>
+        </w:tc>
+        <w:tc>
+          <w:tcPr>
+            <w:tcW w:type="dxa" w:w="2448"/>
+          </w:tcPr>
+          <w:p>
+            <w:pPr>
+              <w:spacing w:after="0"/>
+            </w:pPr>
+            <w:r>
+              <w:rPr>
+                <w:sz w:val="16"/>
+              </w:rPr>
+            </w:r>
+            <w:r>
+              <w:rPr>
+                <w:sz w:val="16"/>
+              </w:rPr>
+              <w:t>200,276 行/秒</w:t>
+            </w:r>
+          </w:p>
+        </w:tc>
+        <w:tc>
+          <w:tcPr>
+            <w:tcW w:type="dxa" w:w="2448"/>
+          </w:tcPr>
+          <w:p>
+            <w:pPr>
+              <w:spacing w:after="0"/>
+            </w:pPr>
+            <w:r>
+              <w:rPr>
+                <w:sz w:val="16"/>
+              </w:rPr>
+            </w:r>
+            <w:r>
+              <w:rPr>
+                <w:sz w:val="16"/>
+              </w:rPr>
+              <w:t>÷4.7</w:t>
+            </w:r>
+          </w:p>
+        </w:tc>
+      </w:tr>
+      <w:tr>
+        <w:tc>
+          <w:tcPr>
+            <w:tcW w:type="dxa" w:w="2448"/>
+          </w:tcPr>
+          <w:p>
+            <w:pPr>
+              <w:spacing w:after="0"/>
+            </w:pPr>
+            <w:r>
+              <w:rPr>
+                <w:sz w:val="16"/>
+              </w:rPr>
+            </w:r>
+            <w:r>
+              <w:rPr>
+                <w:sz w:val="16"/>
+              </w:rPr>
+              <w:t>峰值内存增量</w:t>
+            </w:r>
+          </w:p>
+        </w:tc>
+        <w:tc>
+          <w:tcPr>
+            <w:tcW w:type="dxa" w:w="2448"/>
+          </w:tcPr>
+          <w:p>
+            <w:pPr>
+              <w:spacing w:after="0"/>
+            </w:pPr>
+            <w:r>
+              <w:rPr>
+                <w:sz w:val="16"/>
+              </w:rPr>
+            </w:r>
+            <w:r>
+              <w:rPr>
+                <w:sz w:val="16"/>
+              </w:rPr>
+              <w:t>37.0 MB</w:t>
+            </w:r>
+          </w:p>
+        </w:tc>
+        <w:tc>
+          <w:tcPr>
+            <w:tcW w:type="dxa" w:w="2448"/>
+          </w:tcPr>
+          <w:p>
+            <w:pPr>
+              <w:spacing w:after="0"/>
+            </w:pPr>
+            <w:r>
+              <w:rPr>
+                <w:sz w:val="16"/>
+              </w:rPr>
+            </w:r>
+            <w:r>
+              <w:rPr>
+                <w:sz w:val="16"/>
+              </w:rPr>
+              <w:t>78.3 MB</w:t>
+            </w:r>
+          </w:p>
+        </w:tc>
+        <w:tc>
+          <w:tcPr>
+            <w:tcW w:type="dxa" w:w="2448"/>
+          </w:tcPr>
+          <w:p>
+            <w:pPr>
+              <w:spacing w:after="0"/>
+            </w:pPr>
+            <w:r>
+              <w:rPr>
+                <w:sz w:val="16"/>
+              </w:rPr>
+            </w:r>
+            <w:r>
+              <w:rPr>
+                <w:sz w:val="16"/>
+              </w:rPr>
+              <w:t>×0.47</w:t>
+            </w:r>
+          </w:p>
+        </w:tc>
+      </w:tr>
+    </w:tbl>
+    <w:p>
+      <w:pPr>
+        <w:spacing w:after="40"/>
+      </w:pPr>
+    </w:p>
+    <w:p>
+      <w:pPr>
+        <w:pStyle w:val="ListBullet"/>
+      </w:pPr>
+      <w:r>
+        <w:rPr>
+          <w:b/>
+        </w:rPr>
+        <w:t>代价敏感</w:t>
+      </w:r>
+      <w:r>
+        <w:t>：误报漏报代价比从 1 提到 100 时，归一化期望代价 NEC 条件加权 0.00913 → 0.07260，等权森林 0.00867 → 0.06753——代价越高，条件加权越不划算。</w:t>
       </w:r>
     </w:p>
     <w:p>
@@ -1387,6 +5476,20 @@
       </w:r>
     </w:p>
     <w:p>
+      <w:r>
+        <w:t>三个量级放在一起看最清楚（全语料、Macro-F1）：聚合规则差异 0.005533 &lt; 模型族差异 0.041（XGBoost 0.800255 vs 等权森林 0.759540） &lt; 协议效应 0.0725（类别先验）。换言之：</w:t>
+      </w:r>
+      <w:r>
+        <w:rPr>
+          <w:b/>
+        </w:rPr>
+        <w:t>先把协议做对，再谈换模型，最后才轮到换聚合规则</w:t>
+      </w:r>
+      <w:r>
+        <w:t>。</w:t>
+      </w:r>
+    </w:p>
+    <w:p>
       <w:pPr>
         <w:pStyle w:val="Heading1"/>
       </w:pPr>
@@ -1432,6 +5535,39 @@
         <w:pStyle w:val="ListBullet"/>
       </w:pPr>
       <w:r>
+        <w:t>等价边界 0.005 与 0.01 是</w:t>
+      </w:r>
+      <w:r>
+        <w:rPr>
+          <w:b/>
+        </w:rPr>
+        <w:t>研究者预设</w:t>
+      </w:r>
+      <w:r>
+        <w:t>的，不是从数据里估出来的；两个边界都报告，读者可以按自己的容忍度读结论；</w:t>
+      </w:r>
+    </w:p>
+    <w:p>
+      <w:pPr>
+        <w:pStyle w:val="ListBullet"/>
+      </w:pPr>
+      <w:r>
+        <w:t>N-BaIoT 已饱和（所有模型 ≥ 0.9998），它检验机制惰性而不检验判别难度；把它当作性能证据是误读；</w:t>
+      </w:r>
+    </w:p>
+    <w:p>
+      <w:pPr>
+        <w:pStyle w:val="ListBullet"/>
+      </w:pPr>
+      <w:r>
+        <w:t>命题的前提是专家同质（同算法族、同特征预算）；对高度异质或强去相关的专家集合，结论不适用（这正是下一步要检验的方向）；</w:t>
+      </w:r>
+    </w:p>
+    <w:p>
+      <w:pPr>
+        <w:pStyle w:val="ListBullet"/>
+      </w:pPr>
+      <w:r>
         <w:t>结论的范围是</w:t>
       </w:r>
       <w:r>
@@ -1449,7 +5585,1203 @@
         <w:pStyle w:val="Heading1"/>
       </w:pPr>
       <w:r>
-        <w:t>七、可复现材料</w:t>
+        <w:t>七、如何快速读这篇稿子（15 分钟路线）</w:t>
+      </w:r>
+    </w:p>
+    <w:tbl>
+      <w:tblPr>
+        <w:tblStyle w:val="TableGrid"/>
+        <w:tblW w:type="auto" w:w="0"/>
+        <w:tblLook w:firstColumn="1" w:firstRow="1" w:lastColumn="0" w:lastRow="0" w:noHBand="0" w:noVBand="1" w:val="04A0"/>
+        <w:tblBorders>
+          <w:top w:val="single" w:sz="6" w:space="0" w:color="000000"/>
+          <w:left w:val="none" w:sz="0" w:space="0" w:color="auto"/>
+          <w:bottom w:val="single" w:sz="6" w:space="0" w:color="000000"/>
+          <w:right w:val="none" w:sz="0" w:space="0" w:color="auto"/>
+          <w:insideH w:val="single" w:sz="6" w:space="0" w:color="000000"/>
+          <w:insideV w:val="none" w:sz="0" w:space="0" w:color="auto"/>
+        </w:tblBorders>
+      </w:tblPr>
+      <w:tblGrid>
+        <w:gridCol w:w="2448"/>
+        <w:gridCol w:w="2448"/>
+        <w:gridCol w:w="2448"/>
+        <w:gridCol w:w="2448"/>
+      </w:tblGrid>
+      <w:tr>
+        <w:tc>
+          <w:tcPr>
+            <w:tcW w:type="dxa" w:w="2448"/>
+          </w:tcPr>
+          <w:p>
+            <w:pPr>
+              <w:spacing w:after="0"/>
+            </w:pPr>
+            <w:r>
+              <w:rPr>
+                <w:sz w:val="16"/>
+              </w:rPr>
+            </w:r>
+            <w:r>
+              <w:rPr>
+                <w:b/>
+                <w:sz w:val="16"/>
+              </w:rPr>
+              <w:t>顺序</w:t>
+            </w:r>
+          </w:p>
+        </w:tc>
+        <w:tc>
+          <w:tcPr>
+            <w:tcW w:type="dxa" w:w="2448"/>
+          </w:tcPr>
+          <w:p>
+            <w:pPr>
+              <w:spacing w:after="0"/>
+            </w:pPr>
+            <w:r>
+              <w:rPr>
+                <w:sz w:val="16"/>
+              </w:rPr>
+            </w:r>
+            <w:r>
+              <w:rPr>
+                <w:b/>
+                <w:sz w:val="16"/>
+              </w:rPr>
+              <w:t>读什么</w:t>
+            </w:r>
+          </w:p>
+        </w:tc>
+        <w:tc>
+          <w:tcPr>
+            <w:tcW w:type="dxa" w:w="2448"/>
+          </w:tcPr>
+          <w:p>
+            <w:pPr>
+              <w:spacing w:after="0"/>
+            </w:pPr>
+            <w:r>
+              <w:rPr>
+                <w:sz w:val="16"/>
+              </w:rPr>
+            </w:r>
+            <w:r>
+              <w:rPr>
+                <w:b/>
+                <w:sz w:val="16"/>
+              </w:rPr>
+              <w:t>用多久</w:t>
+            </w:r>
+          </w:p>
+        </w:tc>
+        <w:tc>
+          <w:tcPr>
+            <w:tcW w:type="dxa" w:w="2448"/>
+          </w:tcPr>
+          <w:p>
+            <w:pPr>
+              <w:spacing w:after="0"/>
+            </w:pPr>
+            <w:r>
+              <w:rPr>
+                <w:sz w:val="16"/>
+              </w:rPr>
+            </w:r>
+            <w:r>
+              <w:rPr>
+                <w:b/>
+                <w:sz w:val="16"/>
+              </w:rPr>
+              <w:t>读完知道什么</w:t>
+            </w:r>
+          </w:p>
+        </w:tc>
+      </w:tr>
+      <w:tr>
+        <w:tc>
+          <w:tcPr>
+            <w:tcW w:type="dxa" w:w="2448"/>
+          </w:tcPr>
+          <w:p>
+            <w:pPr>
+              <w:spacing w:after="0"/>
+            </w:pPr>
+            <w:r>
+              <w:rPr>
+                <w:sz w:val="16"/>
+              </w:rPr>
+            </w:r>
+            <w:r>
+              <w:rPr>
+                <w:sz w:val="16"/>
+              </w:rPr>
+              <w:t>1</w:t>
+            </w:r>
+          </w:p>
+        </w:tc>
+        <w:tc>
+          <w:tcPr>
+            <w:tcW w:type="dxa" w:w="2448"/>
+          </w:tcPr>
+          <w:p>
+            <w:pPr>
+              <w:spacing w:after="0"/>
+            </w:pPr>
+            <w:r>
+              <w:rPr>
+                <w:sz w:val="16"/>
+              </w:rPr>
+            </w:r>
+            <w:r>
+              <w:rPr>
+                <w:sz w:val="16"/>
+              </w:rPr>
+              <w:t>摘要 + 图 1（研究设计）</w:t>
+            </w:r>
+          </w:p>
+        </w:tc>
+        <w:tc>
+          <w:tcPr>
+            <w:tcW w:type="dxa" w:w="2448"/>
+          </w:tcPr>
+          <w:p>
+            <w:pPr>
+              <w:spacing w:after="0"/>
+            </w:pPr>
+            <w:r>
+              <w:rPr>
+                <w:sz w:val="16"/>
+              </w:rPr>
+            </w:r>
+            <w:r>
+              <w:rPr>
+                <w:sz w:val="16"/>
+              </w:rPr>
+              <w:t>3 分钟</w:t>
+            </w:r>
+          </w:p>
+        </w:tc>
+        <w:tc>
+          <w:tcPr>
+            <w:tcW w:type="dxa" w:w="2448"/>
+          </w:tcPr>
+          <w:p>
+            <w:pPr>
+              <w:spacing w:after="0"/>
+            </w:pPr>
+            <w:r>
+              <w:rPr>
+                <w:sz w:val="16"/>
+              </w:rPr>
+            </w:r>
+            <w:r>
+              <w:rPr>
+                <w:sz w:val="16"/>
+              </w:rPr>
+              <w:t>问题、对照、三档总体与主结论</w:t>
+            </w:r>
+          </w:p>
+        </w:tc>
+      </w:tr>
+      <w:tr>
+        <w:tc>
+          <w:tcPr>
+            <w:tcW w:type="dxa" w:w="2448"/>
+          </w:tcPr>
+          <w:p>
+            <w:pPr>
+              <w:spacing w:after="0"/>
+            </w:pPr>
+            <w:r>
+              <w:rPr>
+                <w:sz w:val="16"/>
+              </w:rPr>
+            </w:r>
+            <w:r>
+              <w:rPr>
+                <w:sz w:val="16"/>
+              </w:rPr>
+              <w:t>2</w:t>
+            </w:r>
+          </w:p>
+        </w:tc>
+        <w:tc>
+          <w:tcPr>
+            <w:tcW w:type="dxa" w:w="2448"/>
+          </w:tcPr>
+          <w:p>
+            <w:pPr>
+              <w:spacing w:after="0"/>
+            </w:pPr>
+            <w:r>
+              <w:rPr>
+                <w:sz w:val="16"/>
+              </w:rPr>
+            </w:r>
+            <w:r>
+              <w:rPr>
+                <w:sz w:val="16"/>
+              </w:rPr>
+              <w:t>表 4(a)/4(b) + 表 5</w:t>
+            </w:r>
+          </w:p>
+        </w:tc>
+        <w:tc>
+          <w:tcPr>
+            <w:tcW w:type="dxa" w:w="2448"/>
+          </w:tcPr>
+          <w:p>
+            <w:pPr>
+              <w:spacing w:after="0"/>
+            </w:pPr>
+            <w:r>
+              <w:rPr>
+                <w:sz w:val="16"/>
+              </w:rPr>
+            </w:r>
+            <w:r>
+              <w:rPr>
+                <w:sz w:val="16"/>
+              </w:rPr>
+              <w:t>4 分钟</w:t>
+            </w:r>
+          </w:p>
+        </w:tc>
+        <w:tc>
+          <w:tcPr>
+            <w:tcW w:type="dxa" w:w="2448"/>
+          </w:tcPr>
+          <w:p>
+            <w:pPr>
+              <w:spacing w:after="0"/>
+            </w:pPr>
+            <w:r>
+              <w:rPr>
+                <w:sz w:val="16"/>
+              </w:rPr>
+            </w:r>
+            <w:r>
+              <w:rPr>
+                <w:sz w:val="16"/>
+              </w:rPr>
+              <w:t>主结果、区间、TOST 与效应量</w:t>
+            </w:r>
+          </w:p>
+        </w:tc>
+      </w:tr>
+      <w:tr>
+        <w:tc>
+          <w:tcPr>
+            <w:tcW w:type="dxa" w:w="2448"/>
+          </w:tcPr>
+          <w:p>
+            <w:pPr>
+              <w:spacing w:after="0"/>
+            </w:pPr>
+            <w:r>
+              <w:rPr>
+                <w:sz w:val="16"/>
+              </w:rPr>
+            </w:r>
+            <w:r>
+              <w:rPr>
+                <w:sz w:val="16"/>
+              </w:rPr>
+              <w:t>3</w:t>
+            </w:r>
+          </w:p>
+        </w:tc>
+        <w:tc>
+          <w:tcPr>
+            <w:tcW w:type="dxa" w:w="2448"/>
+          </w:tcPr>
+          <w:p>
+            <w:pPr>
+              <w:spacing w:after="0"/>
+            </w:pPr>
+            <w:r>
+              <w:rPr>
+                <w:sz w:val="16"/>
+              </w:rPr>
+            </w:r>
+            <w:r>
+              <w:rPr>
+                <w:sz w:val="16"/>
+              </w:rPr>
+              <w:t>图 5/6 + 式 (2)</w:t>
+            </w:r>
+          </w:p>
+        </w:tc>
+        <w:tc>
+          <w:tcPr>
+            <w:tcW w:type="dxa" w:w="2448"/>
+          </w:tcPr>
+          <w:p>
+            <w:pPr>
+              <w:spacing w:after="0"/>
+            </w:pPr>
+            <w:r>
+              <w:rPr>
+                <w:sz w:val="16"/>
+              </w:rPr>
+            </w:r>
+            <w:r>
+              <w:rPr>
+                <w:sz w:val="16"/>
+              </w:rPr>
+              <w:t>3 分钟</w:t>
+            </w:r>
+          </w:p>
+        </w:tc>
+        <w:tc>
+          <w:tcPr>
+            <w:tcW w:type="dxa" w:w="2448"/>
+          </w:tcPr>
+          <w:p>
+            <w:pPr>
+              <w:spacing w:after="0"/>
+            </w:pPr>
+            <w:r>
+              <w:rPr>
+                <w:sz w:val="16"/>
+              </w:rPr>
+            </w:r>
+            <w:r>
+              <w:rPr>
+                <w:sz w:val="16"/>
+              </w:rPr>
+              <w:t>为什么权重动不了预测（可逐行计算的上界）</w:t>
+            </w:r>
+          </w:p>
+        </w:tc>
+      </w:tr>
+      <w:tr>
+        <w:tc>
+          <w:tcPr>
+            <w:tcW w:type="dxa" w:w="2448"/>
+          </w:tcPr>
+          <w:p>
+            <w:pPr>
+              <w:spacing w:after="0"/>
+            </w:pPr>
+            <w:r>
+              <w:rPr>
+                <w:sz w:val="16"/>
+              </w:rPr>
+            </w:r>
+            <w:r>
+              <w:rPr>
+                <w:sz w:val="16"/>
+              </w:rPr>
+              <w:t>4</w:t>
+            </w:r>
+          </w:p>
+        </w:tc>
+        <w:tc>
+          <w:tcPr>
+            <w:tcW w:type="dxa" w:w="2448"/>
+          </w:tcPr>
+          <w:p>
+            <w:pPr>
+              <w:spacing w:after="0"/>
+            </w:pPr>
+            <w:r>
+              <w:rPr>
+                <w:sz w:val="16"/>
+              </w:rPr>
+            </w:r>
+            <w:r>
+              <w:rPr>
+                <w:sz w:val="16"/>
+              </w:rPr>
+              <w:t>第 6.2 节（稀释诊断）</w:t>
+            </w:r>
+          </w:p>
+        </w:tc>
+        <w:tc>
+          <w:tcPr>
+            <w:tcW w:type="dxa" w:w="2448"/>
+          </w:tcPr>
+          <w:p>
+            <w:pPr>
+              <w:spacing w:after="0"/>
+            </w:pPr>
+            <w:r>
+              <w:rPr>
+                <w:sz w:val="16"/>
+              </w:rPr>
+            </w:r>
+            <w:r>
+              <w:rPr>
+                <w:sz w:val="16"/>
+              </w:rPr>
+              <w:t>2 分钟</w:t>
+            </w:r>
+          </w:p>
+        </w:tc>
+        <w:tc>
+          <w:tcPr>
+            <w:tcW w:type="dxa" w:w="2448"/>
+          </w:tcPr>
+          <w:p>
+            <w:pPr>
+              <w:spacing w:after="0"/>
+            </w:pPr>
+            <w:r>
+              <w:rPr>
+                <w:sz w:val="16"/>
+              </w:rPr>
+            </w:r>
+            <w:r>
+              <w:rPr>
+                <w:sz w:val="16"/>
+              </w:rPr>
+              <w:t>全语料反转的唯一解释</w:t>
+            </w:r>
+          </w:p>
+        </w:tc>
+      </w:tr>
+      <w:tr>
+        <w:tc>
+          <w:tcPr>
+            <w:tcW w:type="dxa" w:w="2448"/>
+          </w:tcPr>
+          <w:p>
+            <w:pPr>
+              <w:spacing w:after="0"/>
+            </w:pPr>
+            <w:r>
+              <w:rPr>
+                <w:sz w:val="16"/>
+              </w:rPr>
+            </w:r>
+            <w:r>
+              <w:rPr>
+                <w:sz w:val="16"/>
+              </w:rPr>
+              <w:t>5</w:t>
+            </w:r>
+          </w:p>
+        </w:tc>
+        <w:tc>
+          <w:tcPr>
+            <w:tcW w:type="dxa" w:w="2448"/>
+          </w:tcPr>
+          <w:p>
+            <w:pPr>
+              <w:spacing w:after="0"/>
+            </w:pPr>
+            <w:r>
+              <w:rPr>
+                <w:sz w:val="16"/>
+              </w:rPr>
+            </w:r>
+            <w:r>
+              <w:rPr>
+                <w:sz w:val="16"/>
+              </w:rPr>
+              <w:t>第 7 节（局限与效度威胁）</w:t>
+            </w:r>
+          </w:p>
+        </w:tc>
+        <w:tc>
+          <w:tcPr>
+            <w:tcW w:type="dxa" w:w="2448"/>
+          </w:tcPr>
+          <w:p>
+            <w:pPr>
+              <w:spacing w:after="0"/>
+            </w:pPr>
+            <w:r>
+              <w:rPr>
+                <w:sz w:val="16"/>
+              </w:rPr>
+            </w:r>
+            <w:r>
+              <w:rPr>
+                <w:sz w:val="16"/>
+              </w:rPr>
+              <w:t>2 分钟</w:t>
+            </w:r>
+          </w:p>
+        </w:tc>
+        <w:tc>
+          <w:tcPr>
+            <w:tcW w:type="dxa" w:w="2448"/>
+          </w:tcPr>
+          <w:p>
+            <w:pPr>
+              <w:spacing w:after="0"/>
+            </w:pPr>
+            <w:r>
+              <w:rPr>
+                <w:sz w:val="16"/>
+              </w:rPr>
+            </w:r>
+            <w:r>
+              <w:rPr>
+                <w:sz w:val="16"/>
+              </w:rPr>
+              <w:t>结论不覆盖什么</w:t>
+            </w:r>
+          </w:p>
+        </w:tc>
+      </w:tr>
+      <w:tr>
+        <w:tc>
+          <w:tcPr>
+            <w:tcW w:type="dxa" w:w="2448"/>
+          </w:tcPr>
+          <w:p>
+            <w:pPr>
+              <w:spacing w:after="0"/>
+            </w:pPr>
+            <w:r>
+              <w:rPr>
+                <w:sz w:val="16"/>
+              </w:rPr>
+            </w:r>
+            <w:r>
+              <w:rPr>
+                <w:sz w:val="16"/>
+              </w:rPr>
+              <w:t>6</w:t>
+            </w:r>
+          </w:p>
+        </w:tc>
+        <w:tc>
+          <w:tcPr>
+            <w:tcW w:type="dxa" w:w="2448"/>
+          </w:tcPr>
+          <w:p>
+            <w:pPr>
+              <w:spacing w:after="0"/>
+            </w:pPr>
+            <w:r>
+              <w:rPr>
+                <w:sz w:val="16"/>
+              </w:rPr>
+            </w:r>
+            <w:r>
+              <w:rPr>
+                <w:sz w:val="16"/>
+              </w:rPr>
+              <w:t>需要细节时</w:t>
+            </w:r>
+          </w:p>
+        </w:tc>
+        <w:tc>
+          <w:tcPr>
+            <w:tcW w:type="dxa" w:w="2448"/>
+          </w:tcPr>
+          <w:p>
+            <w:pPr>
+              <w:spacing w:after="0"/>
+            </w:pPr>
+            <w:r>
+              <w:rPr>
+                <w:sz w:val="16"/>
+              </w:rPr>
+            </w:r>
+            <w:r>
+              <w:rPr>
+                <w:sz w:val="16"/>
+              </w:rPr>
+              <w:t>按需</w:t>
+            </w:r>
+          </w:p>
+        </w:tc>
+        <w:tc>
+          <w:tcPr>
+            <w:tcW w:type="dxa" w:w="2448"/>
+          </w:tcPr>
+          <w:p>
+            <w:pPr>
+              <w:spacing w:after="0"/>
+            </w:pPr>
+            <w:r>
+              <w:rPr>
+                <w:sz w:val="16"/>
+              </w:rPr>
+            </w:r>
+            <w:r>
+              <w:rPr>
+                <w:sz w:val="16"/>
+              </w:rPr>
+              <w:t>表 7（规模）、表 8（外部）、S01–S30 补充材料</w:t>
+            </w:r>
+          </w:p>
+        </w:tc>
+      </w:tr>
+    </w:tbl>
+    <w:p>
+      <w:pPr>
+        <w:spacing w:after="40"/>
+      </w:pPr>
+    </w:p>
+    <w:p>
+      <w:pPr>
+        <w:pStyle w:val="Heading1"/>
+      </w:pPr>
+      <w:r>
+        <w:t>八、术语速查</w:t>
+      </w:r>
+    </w:p>
+    <w:tbl>
+      <w:tblPr>
+        <w:tblStyle w:val="TableGrid"/>
+        <w:tblW w:type="auto" w:w="0"/>
+        <w:tblLook w:firstColumn="1" w:firstRow="1" w:lastColumn="0" w:lastRow="0" w:noHBand="0" w:noVBand="1" w:val="04A0"/>
+        <w:tblBorders>
+          <w:top w:val="single" w:sz="6" w:space="0" w:color="000000"/>
+          <w:left w:val="none" w:sz="0" w:space="0" w:color="auto"/>
+          <w:bottom w:val="single" w:sz="6" w:space="0" w:color="000000"/>
+          <w:right w:val="none" w:sz="0" w:space="0" w:color="auto"/>
+          <w:insideH w:val="single" w:sz="6" w:space="0" w:color="000000"/>
+          <w:insideV w:val="none" w:sz="0" w:space="0" w:color="auto"/>
+        </w:tblBorders>
+      </w:tblPr>
+      <w:tblGrid>
+        <w:gridCol w:w="3264"/>
+        <w:gridCol w:w="3264"/>
+        <w:gridCol w:w="3264"/>
+      </w:tblGrid>
+      <w:tr>
+        <w:tc>
+          <w:tcPr>
+            <w:tcW w:type="dxa" w:w="3264"/>
+          </w:tcPr>
+          <w:p>
+            <w:pPr>
+              <w:spacing w:after="0"/>
+            </w:pPr>
+            <w:r>
+              <w:rPr>
+                <w:sz w:val="16"/>
+              </w:rPr>
+            </w:r>
+            <w:r>
+              <w:rPr>
+                <w:b/>
+                <w:sz w:val="16"/>
+              </w:rPr>
+              <w:t>术语</w:t>
+            </w:r>
+          </w:p>
+        </w:tc>
+        <w:tc>
+          <w:tcPr>
+            <w:tcW w:type="dxa" w:w="3264"/>
+          </w:tcPr>
+          <w:p>
+            <w:pPr>
+              <w:spacing w:after="0"/>
+            </w:pPr>
+            <w:r>
+              <w:rPr>
+                <w:sz w:val="16"/>
+              </w:rPr>
+            </w:r>
+            <w:r>
+              <w:rPr>
+                <w:b/>
+                <w:sz w:val="16"/>
+              </w:rPr>
+              <w:t>含义</w:t>
+            </w:r>
+          </w:p>
+        </w:tc>
+        <w:tc>
+          <w:tcPr>
+            <w:tcW w:type="dxa" w:w="3264"/>
+          </w:tcPr>
+          <w:p>
+            <w:pPr>
+              <w:spacing w:after="0"/>
+            </w:pPr>
+            <w:r>
+              <w:rPr>
+                <w:sz w:val="16"/>
+              </w:rPr>
+            </w:r>
+            <w:r>
+              <w:rPr>
+                <w:b/>
+                <w:sz w:val="16"/>
+              </w:rPr>
+              <w:t>在本文哪里</w:t>
+            </w:r>
+          </w:p>
+        </w:tc>
+      </w:tr>
+      <w:tr>
+        <w:tc>
+          <w:tcPr>
+            <w:tcW w:type="dxa" w:w="3264"/>
+          </w:tcPr>
+          <w:p>
+            <w:pPr>
+              <w:spacing w:after="0"/>
+            </w:pPr>
+            <w:r>
+              <w:rPr>
+                <w:sz w:val="16"/>
+              </w:rPr>
+            </w:r>
+            <w:r>
+              <w:rPr>
+                <w:sz w:val="16"/>
+              </w:rPr>
+              <w:t>数据泄漏</w:t>
+            </w:r>
+          </w:p>
+        </w:tc>
+        <w:tc>
+          <w:tcPr>
+            <w:tcW w:type="dxa" w:w="3264"/>
+          </w:tcPr>
+          <w:p>
+            <w:pPr>
+              <w:spacing w:after="0"/>
+            </w:pPr>
+            <w:r>
+              <w:rPr>
+                <w:sz w:val="16"/>
+              </w:rPr>
+            </w:r>
+            <w:r>
+              <w:rPr>
+                <w:sz w:val="16"/>
+              </w:rPr>
+              <w:t>测试集信息进入训练，使指标虚高</w:t>
+            </w:r>
+          </w:p>
+        </w:tc>
+        <w:tc>
+          <w:tcPr>
+            <w:tcW w:type="dxa" w:w="3264"/>
+          </w:tcPr>
+          <w:p>
+            <w:pPr>
+              <w:spacing w:after="0"/>
+            </w:pPr>
+            <w:r>
+              <w:rPr>
+                <w:sz w:val="16"/>
+              </w:rPr>
+            </w:r>
+            <w:r>
+              <w:rPr>
+                <w:sz w:val="16"/>
+              </w:rPr>
+              <w:t>第 2 节四类污染、第 3 节协议</w:t>
+            </w:r>
+          </w:p>
+        </w:tc>
+      </w:tr>
+      <w:tr>
+        <w:tc>
+          <w:tcPr>
+            <w:tcW w:type="dxa" w:w="3264"/>
+          </w:tcPr>
+          <w:p>
+            <w:pPr>
+              <w:spacing w:after="0"/>
+            </w:pPr>
+            <w:r>
+              <w:rPr>
+                <w:sz w:val="16"/>
+              </w:rPr>
+            </w:r>
+            <w:r>
+              <w:rPr>
+                <w:sz w:val="16"/>
+              </w:rPr>
+              <w:t>条件加权 / 等权投票</w:t>
+            </w:r>
+          </w:p>
+        </w:tc>
+        <w:tc>
+          <w:tcPr>
+            <w:tcW w:type="dxa" w:w="3264"/>
+          </w:tcPr>
+          <w:p>
+            <w:pPr>
+              <w:spacing w:after="0"/>
+            </w:pPr>
+            <w:r>
+              <w:rPr>
+                <w:sz w:val="16"/>
+              </w:rPr>
+            </w:r>
+            <w:r>
+              <w:rPr>
+                <w:sz w:val="16"/>
+              </w:rPr>
+              <w:t>按样本可靠性分配权重再融合 / 各专家等权平均</w:t>
+            </w:r>
+          </w:p>
+        </w:tc>
+        <w:tc>
+          <w:tcPr>
+            <w:tcW w:type="dxa" w:w="3264"/>
+          </w:tcPr>
+          <w:p>
+            <w:pPr>
+              <w:spacing w:after="0"/>
+            </w:pPr>
+            <w:r>
+              <w:rPr>
+                <w:sz w:val="16"/>
+              </w:rPr>
+            </w:r>
+            <w:r>
+              <w:rPr>
+                <w:sz w:val="16"/>
+              </w:rPr>
+              <w:t>式 (1)、第 3.3 节</w:t>
+            </w:r>
+          </w:p>
+        </w:tc>
+      </w:tr>
+      <w:tr>
+        <w:tc>
+          <w:tcPr>
+            <w:tcW w:type="dxa" w:w="3264"/>
+          </w:tcPr>
+          <w:p>
+            <w:pPr>
+              <w:spacing w:after="0"/>
+            </w:pPr>
+            <w:r>
+              <w:rPr>
+                <w:sz w:val="16"/>
+              </w:rPr>
+            </w:r>
+            <w:r>
+              <w:rPr>
+                <w:sz w:val="16"/>
+              </w:rPr>
+              <w:t>可辨识性条件</w:t>
+            </w:r>
+          </w:p>
+        </w:tc>
+        <w:tc>
+          <w:tcPr>
+            <w:tcW w:type="dxa" w:w="3264"/>
+          </w:tcPr>
+          <w:p>
+            <w:pPr>
+              <w:spacing w:after="0"/>
+            </w:pPr>
+            <w:r>
+              <w:rPr>
+                <w:sz w:val="16"/>
+              </w:rPr>
+            </w:r>
+            <w:r>
+              <w:rPr>
+                <w:sz w:val="16"/>
+              </w:rPr>
+              <w:t>判断「权重是否可能改变预测」的前提，本文三条</w:t>
+            </w:r>
+          </w:p>
+        </w:tc>
+        <w:tc>
+          <w:tcPr>
+            <w:tcW w:type="dxa" w:w="3264"/>
+          </w:tcPr>
+          <w:p>
+            <w:pPr>
+              <w:spacing w:after="0"/>
+            </w:pPr>
+            <w:r>
+              <w:rPr>
+                <w:sz w:val="16"/>
+              </w:rPr>
+            </w:r>
+            <w:r>
+              <w:rPr>
+                <w:sz w:val="16"/>
+              </w:rPr>
+              <w:t>式 (2)、命题 1–3</w:t>
+            </w:r>
+          </w:p>
+        </w:tc>
+      </w:tr>
+      <w:tr>
+        <w:tc>
+          <w:tcPr>
+            <w:tcW w:type="dxa" w:w="3264"/>
+          </w:tcPr>
+          <w:p>
+            <w:pPr>
+              <w:spacing w:after="0"/>
+            </w:pPr>
+            <w:r>
+              <w:rPr>
+                <w:sz w:val="16"/>
+              </w:rPr>
+            </w:r>
+            <w:r>
+              <w:rPr>
+                <w:sz w:val="16"/>
+              </w:rPr>
+              <w:t>TOST</w:t>
+            </w:r>
+          </w:p>
+        </w:tc>
+        <w:tc>
+          <w:tcPr>
+            <w:tcW w:type="dxa" w:w="3264"/>
+          </w:tcPr>
+          <w:p>
+            <w:pPr>
+              <w:spacing w:after="0"/>
+            </w:pPr>
+            <w:r>
+              <w:rPr>
+                <w:sz w:val="16"/>
+              </w:rPr>
+            </w:r>
+            <w:r>
+              <w:rPr>
+                <w:sz w:val="16"/>
+              </w:rPr>
+              <w:t>双单侧等价检验：差值必须被证明落在 ±Δ 内</w:t>
+            </w:r>
+          </w:p>
+        </w:tc>
+        <w:tc>
+          <w:tcPr>
+            <w:tcW w:type="dxa" w:w="3264"/>
+          </w:tcPr>
+          <w:p>
+            <w:pPr>
+              <w:spacing w:after="0"/>
+            </w:pPr>
+            <w:r>
+              <w:rPr>
+                <w:sz w:val="16"/>
+              </w:rPr>
+            </w:r>
+            <w:r>
+              <w:rPr>
+                <w:sz w:val="16"/>
+              </w:rPr>
+              <w:t>第 4.2 节、表 5</w:t>
+            </w:r>
+          </w:p>
+        </w:tc>
+      </w:tr>
+      <w:tr>
+        <w:tc>
+          <w:tcPr>
+            <w:tcW w:type="dxa" w:w="3264"/>
+          </w:tcPr>
+          <w:p>
+            <w:pPr>
+              <w:spacing w:after="0"/>
+            </w:pPr>
+            <w:r>
+              <w:rPr>
+                <w:sz w:val="16"/>
+              </w:rPr>
+            </w:r>
+            <w:r>
+              <w:rPr>
+                <w:sz w:val="16"/>
+              </w:rPr>
+              <w:t>稀释诊断</w:t>
+            </w:r>
+          </w:p>
+        </w:tc>
+        <w:tc>
+          <w:tcPr>
+            <w:tcW w:type="dxa" w:w="3264"/>
+          </w:tcPr>
+          <w:p>
+            <w:pPr>
+              <w:spacing w:after="0"/>
+            </w:pPr>
+            <w:r>
+              <w:rPr>
+                <w:sz w:val="16"/>
+              </w:rPr>
+            </w:r>
+            <w:r>
+              <w:rPr>
+                <w:sz w:val="16"/>
+              </w:rPr>
+              <w:t>多路平均把某专家的偏差按 1/Q 摊进结果</w:t>
+            </w:r>
+          </w:p>
+        </w:tc>
+        <w:tc>
+          <w:tcPr>
+            <w:tcW w:type="dxa" w:w="3264"/>
+          </w:tcPr>
+          <w:p>
+            <w:pPr>
+              <w:spacing w:after="0"/>
+            </w:pPr>
+            <w:r>
+              <w:rPr>
+                <w:sz w:val="16"/>
+              </w:rPr>
+            </w:r>
+            <w:r>
+              <w:rPr>
+                <w:sz w:val="16"/>
+              </w:rPr>
+              <w:t>式 (6)、第 6.2 节</w:t>
+            </w:r>
+          </w:p>
+        </w:tc>
+      </w:tr>
+      <w:tr>
+        <w:tc>
+          <w:tcPr>
+            <w:tcW w:type="dxa" w:w="3264"/>
+          </w:tcPr>
+          <w:p>
+            <w:pPr>
+              <w:spacing w:after="0"/>
+            </w:pPr>
+            <w:r>
+              <w:rPr>
+                <w:sz w:val="16"/>
+              </w:rPr>
+            </w:r>
+            <w:r>
+              <w:rPr>
+                <w:sz w:val="16"/>
+              </w:rPr>
+              <w:t>Macro-F1</w:t>
+            </w:r>
+          </w:p>
+        </w:tc>
+        <w:tc>
+          <w:tcPr>
+            <w:tcW w:type="dxa" w:w="3264"/>
+          </w:tcPr>
+          <w:p>
+            <w:pPr>
+              <w:spacing w:after="0"/>
+            </w:pPr>
+            <w:r>
+              <w:rPr>
+                <w:sz w:val="16"/>
+              </w:rPr>
+            </w:r>
+            <w:r>
+              <w:rPr>
+                <w:sz w:val="16"/>
+              </w:rPr>
+              <w:t>各类 F1 的未加权平均，不平衡数据的推荐主指标</w:t>
+            </w:r>
+          </w:p>
+        </w:tc>
+        <w:tc>
+          <w:tcPr>
+            <w:tcW w:type="dxa" w:w="3264"/>
+          </w:tcPr>
+          <w:p>
+            <w:pPr>
+              <w:spacing w:after="0"/>
+            </w:pPr>
+            <w:r>
+              <w:rPr>
+                <w:sz w:val="16"/>
+              </w:rPr>
+            </w:r>
+            <w:r>
+              <w:rPr>
+                <w:sz w:val="16"/>
+              </w:rPr>
+              <w:t>全篇主指标</w:t>
+            </w:r>
+          </w:p>
+        </w:tc>
+      </w:tr>
+      <w:tr>
+        <w:tc>
+          <w:tcPr>
+            <w:tcW w:type="dxa" w:w="3264"/>
+          </w:tcPr>
+          <w:p>
+            <w:pPr>
+              <w:spacing w:after="0"/>
+            </w:pPr>
+            <w:r>
+              <w:rPr>
+                <w:sz w:val="16"/>
+              </w:rPr>
+            </w:r>
+            <w:r>
+              <w:rPr>
+                <w:sz w:val="16"/>
+              </w:rPr>
+              <w:t>开放集 / 未知类召回</w:t>
+            </w:r>
+          </w:p>
+        </w:tc>
+        <w:tc>
+          <w:tcPr>
+            <w:tcW w:type="dxa" w:w="3264"/>
+          </w:tcPr>
+          <w:p>
+            <w:pPr>
+              <w:spacing w:after="0"/>
+            </w:pPr>
+            <w:r>
+              <w:rPr>
+                <w:sz w:val="16"/>
+              </w:rPr>
+            </w:r>
+            <w:r>
+              <w:rPr>
+                <w:sz w:val="16"/>
+              </w:rPr>
+              <w:t>测试时出现训练未见类别时的拒识能力</w:t>
+            </w:r>
+          </w:p>
+        </w:tc>
+        <w:tc>
+          <w:tcPr>
+            <w:tcW w:type="dxa" w:w="3264"/>
+          </w:tcPr>
+          <w:p>
+            <w:pPr>
+              <w:spacing w:after="0"/>
+            </w:pPr>
+            <w:r>
+              <w:rPr>
+                <w:sz w:val="16"/>
+              </w:rPr>
+            </w:r>
+            <w:r>
+              <w:rPr>
+                <w:sz w:val="16"/>
+              </w:rPr>
+              <w:t>第 6.4 节、S30</w:t>
+            </w:r>
+          </w:p>
+        </w:tc>
+      </w:tr>
+    </w:tbl>
+    <w:p>
+      <w:pPr>
+        <w:spacing w:after="40"/>
+      </w:pPr>
+    </w:p>
+    <w:p>
+      <w:pPr>
+        <w:pStyle w:val="Heading1"/>
+      </w:pPr>
+      <w:r>
+        <w:t>九、可复现材料</w:t>
       </w:r>
     </w:p>
     <w:p>
@@ -1481,6 +6813,49 @@
         <w:pStyle w:val="ListBullet"/>
       </w:pPr>
       <w:r>
+        <w:t>汇报材料：</w:t>
+      </w:r>
+      <w:r>
+        <w:rPr>
+          <w:rFonts w:ascii="Consolas" w:hAnsi="Consolas"/>
+        </w:rPr>
+        <w:t>向老师汇报要点.md/.docx</w:t>
+      </w:r>
+      <w:r>
+        <w:t xml:space="preserve">（三个时长版本、逐页讲稿、22 问预判问答、检查清单）与 </w:t>
+      </w:r>
+      <w:r>
+        <w:rPr>
+          <w:rFonts w:ascii="Consolas" w:hAnsi="Consolas"/>
+        </w:rPr>
+        <w:t>汇报用_论文介绍.pptx</w:t>
+      </w:r>
+      <w:r>
+        <w:t>（12 页）；</w:t>
+      </w:r>
+    </w:p>
+    <w:p>
+      <w:pPr>
+        <w:pStyle w:val="ListBullet"/>
+      </w:pPr>
+      <w:r>
+        <w:t>一页全流程：</w:t>
+      </w:r>
+      <w:r>
+        <w:rPr>
+          <w:rFonts w:ascii="Consolas" w:hAnsi="Consolas"/>
+        </w:rPr>
+        <w:t>项目流程图.md/.docx</w:t>
+      </w:r>
+      <w:r>
+        <w:t>（六阶段，含各阶段入口与产物）；</w:t>
+      </w:r>
+    </w:p>
+    <w:p>
+      <w:pPr>
+        <w:pStyle w:val="ListBullet"/>
+      </w:pPr>
+      <w:r>
         <w:t>全部数字可由发布的逐样本预测重算（闸门 49 项自动复核）。</w:t>
       </w:r>
     </w:p>
@@ -1489,7 +6864,7 @@
         <w:pStyle w:val="Heading1"/>
       </w:pPr>
       <w:r>
-        <w:t>八、引用</w:t>
+        <w:t>十、引用</w:t>
       </w:r>
     </w:p>
     <w:p>

--- a/重构版论文_v4_20260915/论文介绍.docx
+++ b/重构版论文_v4_20260915/论文介绍.docx
@@ -6856,7 +6856,7 @@
         <w:pStyle w:val="ListBullet"/>
       </w:pPr>
       <w:r>
-        <w:t>全部数字可由发布的逐样本预测重算（闸门 49 项自动复核）。</w:t>
+        <w:t>全部数字可由发布的逐样本预测重算（闸门 50 项自动复核）。</w:t>
       </w:r>
     </w:p>
     <w:p>

--- a/重构版论文_v4_20260915/论文介绍.docx
+++ b/重构版论文_v4_20260915/论文介绍.docx
@@ -6856,7 +6856,7 @@
         <w:pStyle w:val="ListBullet"/>
       </w:pPr>
       <w:r>
-        <w:t>全部数字可由发布的逐样本预测重算（闸门 50 项自动复核）。</w:t>
+        <w:t>全部数字可由发布的逐样本预测重算（闸门 51 项自动复核）。</w:t>
       </w:r>
     </w:p>
     <w:p>

--- a/重构版论文_v4_20260915/论文介绍.docx
+++ b/重构版论文_v4_20260915/论文介绍.docx
@@ -6856,7 +6856,7 @@
         <w:pStyle w:val="ListBullet"/>
       </w:pPr>
       <w:r>
-        <w:t>全部数字可由发布的逐样本预测重算（闸门 51 项自动复核）。</w:t>
+        <w:t>全部数字可由发布的逐样本预测重算（闸门 52 项自动复核）。</w:t>
       </w:r>
     </w:p>
     <w:p>

--- a/重构版论文_v4_20260915/论文介绍.docx
+++ b/重构版论文_v4_20260915/论文介绍.docx
@@ -4090,7 +4090,7 @@
         <w:pStyle w:val="ListBullet"/>
       </w:pPr>
       <w:r>
-        <w:t>增益由专家多样性支配：分歧率 0.20%–0.36% 的专家集合 6 次运行增益全为 0，去相关集合 9 次运行全为正（回归斜率 0.0646，Pearson r = 0.749）。</w:t>
+        <w:t>增益与专家多样性同步变化（十五个构造配置上的剂量—反应关系，属相关性证据，非干预实验）：分歧率 0.20%–0.36% 的专家集合 6 次运行增益全为 0，去相关集合 9 次运行全为正（回归斜率 0.0646，Pearson r = 0.749）。</w:t>
       </w:r>
     </w:p>
     <w:p>
@@ -4804,7 +4804,7 @@
         <w:t>训练与推理代价</w:t>
       </w:r>
       <w:r>
-        <w:t>（同一台机器、同一批测试行）：</w:t>
+        <w:t>（同一台机器；训练与整批推理为十种子均值，模型体积与吞吐为单种子资源画像 S22）：</w:t>
       </w:r>
     </w:p>
     <w:tbl>

--- a/重构版论文_v4_20260915/论文介绍.docx
+++ b/重构版论文_v4_20260915/论文介绍.docx
@@ -6856,7 +6856,7 @@
         <w:pStyle w:val="ListBullet"/>
       </w:pPr>
       <w:r>
-        <w:t>全部数字可由发布的逐样本预测重算（闸门 52 项自动复核）。</w:t>
+        <w:t>全部数字可由发布的逐样本预测重算（闸门 53 项自动复核）。</w:t>
       </w:r>
     </w:p>
     <w:p>

--- a/重构版论文_v4_20260915/论文介绍.docx
+++ b/重构版论文_v4_20260915/论文介绍.docx
@@ -417,7 +417,7 @@
               <w:rPr>
                 <w:sz w:val="16"/>
               </w:rPr>
-              <w:t>三档总体（53 237 / 413 209 / 2 429 503）+ 平衡控制总体 + 三个独立原生标签基准</w:t>
+              <w:t>三档总体（53 237 / 413 209 / 2 429 503）+ 平衡控制总体 + 三个独立原生标签基准 + 13 个语料（含 2025 年发布的三份）</w:t>
             </w:r>
           </w:p>
         </w:tc>
@@ -4119,6 +4119,20 @@
     </w:p>
     <w:p>
       <w:pPr>
+        <w:pStyle w:val="ListBullet"/>
+      </w:pPr>
+      <w:r>
+        <w:rPr>
+          <w:b/>
+        </w:rPr>
+        <w:t>语料年代不是结论的前提</w:t>
+      </w:r>
+      <w:r>
+        <w:t>：本文共评测 13 个语料，其中八个发布于 2020 年及以后、三份发布于 2025 年；2025 年语料上门控与同成员等权融合的差值仍在 0.000004-0.000020 量级：UAVIDS-2025（5 类，Macro-F1 0.9450，差 +0.000020）、GeNIS（4 类，Macro-F1 0.9999，差 +0.000000）、IDS2025（7 类，Macro-F1 0.9810，差 +0.000016）。</w:t>
+      </w:r>
+    </w:p>
+    <w:p>
+      <w:pPr>
         <w:pStyle w:val="Heading2"/>
       </w:pPr>
       <w:r>
@@ -5511,7 +5525,7 @@
         <w:t>不是生产流量</w:t>
       </w:r>
       <w:r>
-        <w:t>；四个语料都不提供同一测试床上的时间分离留出集；</w:t>
+        <w:t>；13 个语料都不提供同一测试床上的时间分离留出集；</w:t>
       </w:r>
     </w:p>
     <w:p>
@@ -6822,7 +6836,7 @@
         <w:t>向老师汇报要点.md/.docx</w:t>
       </w:r>
       <w:r>
-        <w:t xml:space="preserve">（三个时长版本、逐页讲稿、22 问预判问答、检查清单）与 </w:t>
+        <w:t xml:space="preserve">（三个时长版本、逐页讲稿、23 问预判问答、检查清单）与 </w:t>
       </w:r>
       <w:r>
         <w:rPr>

--- a/重构版论文_v4_20260915/论文介绍.docx
+++ b/重构版论文_v4_20260915/论文介绍.docx
@@ -417,7 +417,7 @@
               <w:rPr>
                 <w:sz w:val="16"/>
               </w:rPr>
-              <w:t>三档总体（53 237 / 413 209 / 2 429 503）+ 平衡控制总体 + 三个独立原生标签基准 + 13 个语料（含 2025 年发布的三份）</w:t>
+              <w:t>三档总体（53 237 / 413 209 / 2 429 503）+ 平衡控制总体 + 三个独立原生标签基准 + 14 个语料（含 2025 年发布的四份）</w:t>
             </w:r>
           </w:p>
         </w:tc>
@@ -4128,7 +4128,7 @@
         <w:t>语料年代不是结论的前提</w:t>
       </w:r>
       <w:r>
-        <w:t>：本文共评测 13 个语料，其中八个发布于 2020 年及以后、三份发布于 2025 年；2025 年语料上门控与同成员等权融合的差值仍在 0.000004-0.000020 量级：UAVIDS-2025（5 类，Macro-F1 0.9450，差 +0.000020）、GeNIS（4 类，Macro-F1 0.9999，差 +0.000000）、IDS2025（7 类，Macro-F1 0.9810，差 +0.000016）。</w:t>
+        <w:t>：本文共评测 14 个语料，其中八个发布于 2020 年及以后、四份发布于 2025 年；2025 年语料上门控与同成员等权融合的差值仍在 0.000004-0.000020 量级：UAVIDS-2025（5 类，Macro-F1 0.9450，差 +0.000020）、GeNIS（4 类，Macro-F1 0.9999，差 +0.000000）、IDS2025（7 类，Macro-F1 0.9810，差 +0.000016）、Gotham-2025（18 类，Macro-F1 0.9929，差 +0.000000）。Gotham-2025 另给出全文唯一一个门控为正的案例：视图重合时差值恰为 0.000000，把 16 列拆成 8 列让视图分化后增益 +0.0063（十个种子方向一致）。</w:t>
       </w:r>
     </w:p>
     <w:p>
@@ -5525,7 +5525,7 @@
         <w:t>不是生产流量</w:t>
       </w:r>
       <w:r>
-        <w:t>；13 个语料都不提供同一测试床上的时间分离留出集；</w:t>
+        <w:t>；14 个语料都不提供同一测试床上的时间分离留出集；</w:t>
       </w:r>
     </w:p>
     <w:p>

--- a/重构版论文_v4_20260915/论文介绍.docx
+++ b/重构版论文_v4_20260915/论文介绍.docx
@@ -417,7 +417,7 @@
               <w:rPr>
                 <w:sz w:val="16"/>
               </w:rPr>
-              <w:t>三档总体（53 237 / 413 209 / 2 429 503）+ 平衡控制总体 + 三个独立原生标签基准 + 14 个语料（含 2025 年发布的四份）</w:t>
+              <w:t>三档总体（53 237 / 413 209 / 2 429 503）+ 平衡控制总体 + 三个独立原生标签基准 + 17 个语料（含 2025 年发布的四份）</w:t>
             </w:r>
           </w:p>
         </w:tc>
@@ -4128,7 +4128,7 @@
         <w:t>语料年代不是结论的前提</w:t>
       </w:r>
       <w:r>
-        <w:t>：本文共评测 14 个语料，其中八个发布于 2020 年及以后、四份发布于 2025 年；2025 年语料上门控与同成员等权融合的差值仍在 0.000004-0.000020 量级：UAVIDS-2025（5 类，Macro-F1 0.9450，差 +0.000020）、GeNIS（4 类，Macro-F1 0.9999，差 +0.000000）、IDS2025（7 类，Macro-F1 0.9810，差 +0.000016）、Gotham-2025（18 类，Macro-F1 0.9929，差 +0.000000）。Gotham-2025 另给出全文唯一一个门控为正的案例：视图重合时差值恰为 0.000000，把 16 列拆成 8 列让视图分化后增益 +0.0063（十个种子方向一致）。</w:t>
+        <w:t>：本文共评测 17 个语料，其中八个发布于 2020 年及以后、四份发布于 2025 年；2025 年语料上门控与同成员等权融合的差值仍在 0.000004-0.000020 量级：UAVIDS-2025（5 类，Macro-F1 0.9450，差 +0.000020）、GeNIS（4 类，Macro-F1 0.9999，差 +0.000000）、IDS2025（7 类，Macro-F1 0.9810，差 +0.000016）、Gotham-2025（18 类，Macro-F1 0.9929，差 +0.000000）。Gotham-2025 另给出全文唯一一个门控为正的案例：视图重合时差值恰为 0.000000，把 16 列拆成 8 列让视图分化后增益 +0.0063（十个种子方向一致）。2026 年新发布的三份语料（CTU-IDSEVAL-6、6TiSCHSet-2026、RTN 数据包表）差值在 -0.000026 到 0.000000 之间，结论不变。</w:t>
       </w:r>
     </w:p>
     <w:p>
@@ -5525,7 +5525,7 @@
         <w:t>不是生产流量</w:t>
       </w:r>
       <w:r>
-        <w:t>；14 个语料都不提供同一测试床上的时间分离留出集；</w:t>
+        <w:t>；17 个语料都不提供同一测试床上的时间分离留出集；</w:t>
       </w:r>
     </w:p>
     <w:p>

--- a/重构版论文_v4_20260915/论文介绍.docx
+++ b/重构版论文_v4_20260915/论文介绍.docx
@@ -4128,7 +4128,7 @@
         <w:t>语料年代不是结论的前提</w:t>
       </w:r>
       <w:r>
-        <w:t>：本文共评测 17 个语料，其中八个发布于 2020 年及以后、四份发布于 2025 年；2025 年语料上门控与同成员等权融合的差值仍在 0.000004-0.000020 量级：UAVIDS-2025（5 类，Macro-F1 0.9450，差 +0.000020）、GeNIS（4 类，Macro-F1 0.9999，差 +0.000000）、IDS2025（7 类，Macro-F1 0.9810，差 +0.000016）、Gotham-2025（18 类，Macro-F1 0.9929，差 +0.000000）。Gotham-2025 另给出全文唯一一个门控为正的案例：视图重合时差值恰为 0.000000，把 16 列拆成 8 列让视图分化后增益 +0.0063（十个种子方向一致）。2026 年新发布的三份语料（CTU-IDSEVAL-6、6TiSCHSet-2026、RTN 数据包表）差值在 -0.000026 到 0.000000 之间，结论不变。</w:t>
+        <w:t>：本文共评测 17 个语料，其中八个发布于 2020 年及以后、四份发布于 2025 年；2025 年语料上门控与同成员等权融合的差值仍在 0.000004-0.000020 量级：UAVIDS-2025（5 类，Macro-F1 0.9450，差 +0.000020）、GeNIS（4 类，Macro-F1 0.9999，差 +0.000000）、IDS2025（7 类，Macro-F1 0.9810，差 +0.000016）、Gotham-2025（18 类，Macro-F1 0.9929，差 +0.000000）。Gotham-2025 另给出全文唯一一个门控为正的案例：视图重合时差值恰为 0.000000，把 16 列拆成 8 列让视图分化后增益 +0.0063（十个种子方向一致）。2026 年新发布的三份语料（CTU-IDSEVAL-6、6TiSCHSet-2026、RTN 数据包表）差值在 -0.000026 到 0.000000 之间。把 2020–2026 年的十二个语料合并起来是 120 个种子级比较，均值 +0.000007、90% 区间 [-0.000006, +0.000020]，仍在 0.005 边界内。</w:t>
       </w:r>
     </w:p>
     <w:p>

--- a/重构版论文_v4_20260915/论文介绍.docx
+++ b/重构版论文_v4_20260915/论文介绍.docx
@@ -4128,7 +4128,7 @@
         <w:t>语料年代不是结论的前提</w:t>
       </w:r>
       <w:r>
-        <w:t>：本文共评测 17 个语料，其中八个发布于 2020 年及以后、四份发布于 2025 年；2025 年语料上门控与同成员等权融合的差值仍在 0.000004-0.000020 量级：UAVIDS-2025（5 类，Macro-F1 0.9450，差 +0.000020）、GeNIS（4 类，Macro-F1 0.9999，差 +0.000000）、IDS2025（7 类，Macro-F1 0.9810，差 +0.000016）、Gotham-2025（18 类，Macro-F1 0.9929，差 +0.000000）。Gotham-2025 另给出全文唯一一个门控为正的案例：视图重合时差值恰为 0.000000，把 16 列拆成 8 列让视图分化后增益 +0.0063（十个种子方向一致）。2026 年新发布的三份语料（CTU-IDSEVAL-6、6TiSCHSet-2026、RTN 数据包表）差值在 -0.000026 到 0.000000 之间。把 2020–2026 年的十二个语料合并起来是 120 个种子级比较，均值 +0.000007、90% 区间 [-0.000006, +0.000020]，仍在 0.005 边界内。</w:t>
+        <w:t>：本文共评测 17 个语料，其中八个发布于 2020 年及以后、四份发布于 2025 年；2025 年语料上门控与同成员等权融合的差值仍在 0.000004-0.000020 量级：UAVIDS-2025（5 类，Macro-F1 0.9450，差 +0.000020）、GeNIS（4 类，Macro-F1 0.9999，差 +0.000000）、IDS2025（7 类，Macro-F1 0.9810，差 +0.000016）、Gotham-2025（18 类，Macro-F1 0.9929，差 +0.000000）。Gotham-2025 另给出全文唯一一个门控为正的案例：视图重合时差值恰为 0.000000，把 16 列拆成 8 列让视图分化后增益 +0.0063（十个种子方向一致）。2026 年新发布的三份语料（CTU-IDSEVAL-6、6TiSCHSet-2026、RTN 数据包表）差值在 -0.000026 到 0.000000 之间。把 2020–2026 年的十二个语料合并起来是 120 个种子级比较，均值 +0.000007、90% 区间 [-0.000006, +0.000020]，仍在 0.005 边界内。把主语料整体换成现代语料后结论不变：Gotham-2025 不限上限的 7 189 693 条测试行上两条臂差 +0.000009，逐设备留出（12/78 台，均值 0.9671）与逐运行留出（12/122 次，均值 0.5223）下依然不可区分（差 +0.000000 与 +0.000123）；只有把特征预算压到 8 维、让成员真正互斥时门控才占优（+0.001663），用满 60 维回到 -0.000004。机制上 Gotham 全档两条臂只改判 0 行、树权重落在 0.0091–0.0102 之间（均匀值为 0.01）。</w:t>
       </w:r>
     </w:p>
     <w:p>

--- a/重构版论文_v4_20260915/论文介绍.docx
+++ b/重构版论文_v4_20260915/论文介绍.docx
@@ -19,7 +19,7 @@
         <w:t>中文标题</w:t>
       </w:r>
       <w:r>
-        <w:t>：协议敏感性主导聚合规则差异：面向条件集成加权的泄漏受控网络入侵检测研究</w:t>
+        <w:t>：等价性终结于何处：总体构造而非聚合规则决定基于流特征的网络入侵检测集成增益</w:t>
       </w:r>
     </w:p>
     <w:p>
@@ -30,7 +30,7 @@
         <w:t>English title</w:t>
       </w:r>
       <w:r>
-        <w:t>：Protocol Sensitivity Dominates Aggregation-Rule Differences in Flow-Based Network Intrusion Detection: A Leakage-Controlled Study of Conditional Ensemble Weighting</w:t>
+        <w:t>：Where Equivalence Ends: Population Construction, Not the Aggregation Rule, Determines Reported Ensemble Gains in Flow-Based Network Intrusion Detection</w:t>
       </w:r>
     </w:p>
     <w:p>
@@ -6902,7 +6902,7 @@
           <w:rFonts w:ascii="Consolas" w:hAnsi="Consolas"/>
           <w:sz w:val="17"/>
         </w:rPr>
-        <w:t xml:space="preserve">  title   = {Protocol Sensitivity Dominates Aggregation-Rule Differences in Flow-Based Network Intrusion Detection},</w:t>
+        <w:t xml:space="preserve">  title   = {Where Equivalence Ends: Population Construction, Not the Aggregation Rule, Determines Reported Ensemble Gains in Flow-Based Network Intrusion Detection},</w:t>
       </w:r>
     </w:p>
     <w:p>
